--- a/results-p/legal-bench/baseline.docx
+++ b/results-p/legal-bench/baseline.docx
@@ -97,7 +97,7 @@
         <w:rPr>
           <w:sz w:val="20"/>
         </w:rPr>
-        <w:t>3</w:t>
+        <w:t>6</w:t>
       </w:r>
     </w:p>
     <w:p>
@@ -116,7 +116,7 @@
         <w:rPr>
           <w:sz w:val="20"/>
         </w:rPr>
-        <w:t>April 13, 2026</w:t>
+        <w:t>April 14, 2026</w:t>
       </w:r>
     </w:p>
     <w:p/>
@@ -303,7 +303,7 @@
               <w:rPr>
                 <w:sz w:val="18"/>
               </w:rPr>
-              <w:t>Exact Match Classification Accuracy</w:t>
+              <w:t>Issue Spotting Correctness</w:t>
             </w:r>
           </w:p>
         </w:tc>
@@ -363,7 +363,7 @@
               <w:rPr>
                 <w:sz w:val="18"/>
               </w:rPr>
-              <w:t>Measures the accuracy of the model in classification tasks using an exact-match approach, accounting for class imbalance.</w:t>
+              <w:t>Correctly identifies and articulates relevant legal issues present in a given fact pattern.</w:t>
             </w:r>
           </w:p>
         </w:tc>
@@ -405,7 +405,7 @@
               <w:rPr>
                 <w:sz w:val="18"/>
               </w:rPr>
-              <w:t>F1 Score for Multi-output Tasks</w:t>
+              <w:t>Rule Recall Accuracy</w:t>
             </w:r>
           </w:p>
         </w:tc>
@@ -465,7 +465,7 @@
               <w:rPr>
                 <w:sz w:val="18"/>
               </w:rPr>
-              <w:t>Evaluates multi-output tasks (e.g., successor_liability) based on precision and recall using the F1 metric.</w:t>
+              <w:t>Accurately recalls and cites relevant legal rules or statutes that are applicable to a provided scenario.</w:t>
             </w:r>
           </w:p>
         </w:tc>
@@ -507,7 +507,7 @@
               <w:rPr>
                 <w:sz w:val="18"/>
               </w:rPr>
-              <w:t>Correctness of Rule Application</w:t>
+              <w:t>Rule Application Correctness</w:t>
             </w:r>
           </w:p>
         </w:tc>
@@ -567,7 +567,7 @@
               <w:rPr>
                 <w:sz w:val="18"/>
               </w:rPr>
-              <w:t>Assesses whether the model correctly applies legal rules without misstating facts, outcomes, or rules, and without logical errors.</w:t>
+              <w:t>Applies the relevant legal rule to the given fact pattern correctly to reach a logically sound conclusion.</w:t>
             </w:r>
           </w:p>
         </w:tc>
@@ -609,7 +609,7 @@
               <w:rPr>
                 <w:sz w:val="18"/>
               </w:rPr>
-              <w:t>Analysis and Inference Quality</w:t>
+              <w:t>Logical Consistency</w:t>
             </w:r>
           </w:p>
         </w:tc>
@@ -669,7 +669,7 @@
               <w:rPr>
                 <w:sz w:val="18"/>
               </w:rPr>
-              <w:t>Evaluates the model's ability to make necessary inferences and connect evidence to legal conclusions, ensuring thorough analysis beyond rule restatement.</w:t>
+              <w:t>Generates conclusions that are logically consistent with stated facts and legal principles.</w:t>
             </w:r>
           </w:p>
         </w:tc>
@@ -711,7 +711,7 @@
               <w:rPr>
                 <w:sz w:val="18"/>
               </w:rPr>
-              <w:t>Task-specific Metric for Generation Tasks</w:t>
+              <w:t>Interpretation Depth</w:t>
             </w:r>
           </w:p>
         </w:tc>
@@ -771,7 +771,721 @@
               <w:rPr>
                 <w:sz w:val="18"/>
               </w:rPr>
-              <w:t>Uses specific evaluation methods for generation tasks: manual evaluation against an answer key, accuracy with stemming normalization, accuracy within 10% of the correct amount, and case-name containment checks.</w:t>
+              <w:t>Accurately interprets nuanced aspects of legal language or statutes within a given context.</w:t>
+            </w:r>
+          </w:p>
+        </w:tc>
+      </w:tr>
+      <w:tr>
+        <w:tc>
+          <w:tcPr>
+            <w:tcW w:type="dxa" w:w="2880"/>
+            <w:shd w:val="clear" w:color="auto" w:fill="EBF3FB"/>
+            <w:tcMar>
+              <w:top w:w="80" w:type="dxa"/>
+              <w:bottom w:w="80" w:type="dxa"/>
+              <w:left w:w="120" w:type="dxa"/>
+              <w:right w:w="120" w:type="dxa"/>
+            </w:tcMar>
+          </w:tcPr>
+          <w:p>
+            <w:r>
+              <w:rPr>
+                <w:sz w:val="18"/>
+              </w:rPr>
+              <w:t>metric_006</w:t>
+            </w:r>
+          </w:p>
+        </w:tc>
+        <w:tc>
+          <w:tcPr>
+            <w:tcW w:type="dxa" w:w="3600"/>
+            <w:shd w:val="clear" w:color="auto" w:fill="EBF3FB"/>
+            <w:tcMar>
+              <w:top w:w="80" w:type="dxa"/>
+              <w:bottom w:w="80" w:type="dxa"/>
+              <w:left w:w="120" w:type="dxa"/>
+              <w:right w:w="120" w:type="dxa"/>
+            </w:tcMar>
+          </w:tcPr>
+          <w:p>
+            <w:r>
+              <w:rPr>
+                <w:sz w:val="18"/>
+              </w:rPr>
+              <w:t>Rhetorical Understanding</w:t>
+            </w:r>
+          </w:p>
+        </w:tc>
+        <w:tc>
+          <w:tcPr>
+            <w:tcW w:type="dxa" w:w="1440"/>
+            <w:shd w:val="clear" w:color="auto" w:fill="EBF3FB"/>
+            <w:tcMar>
+              <w:top w:w="80" w:type="dxa"/>
+              <w:bottom w:w="80" w:type="dxa"/>
+              <w:left w:w="120" w:type="dxa"/>
+              <w:right w:w="120" w:type="dxa"/>
+            </w:tcMar>
+          </w:tcPr>
+          <w:p>
+            <w:r>
+              <w:rPr>
+                <w:sz w:val="18"/>
+              </w:rPr>
+              <w:t>binary</w:t>
+            </w:r>
+          </w:p>
+        </w:tc>
+        <w:tc>
+          <w:tcPr>
+            <w:tcW w:type="dxa" w:w="2160"/>
+            <w:shd w:val="clear" w:color="auto" w:fill="EBF3FB"/>
+            <w:tcMar>
+              <w:top w:w="80" w:type="dxa"/>
+              <w:bottom w:w="80" w:type="dxa"/>
+              <w:left w:w="120" w:type="dxa"/>
+              <w:right w:w="120" w:type="dxa"/>
+            </w:tcMar>
+          </w:tcPr>
+          <w:p>
+            <w:r>
+              <w:rPr>
+                <w:sz w:val="18"/>
+              </w:rPr>
+              <w:t>all</w:t>
+            </w:r>
+          </w:p>
+        </w:tc>
+        <w:tc>
+          <w:tcPr>
+            <w:tcW w:type="dxa" w:w="4320"/>
+            <w:shd w:val="clear" w:color="auto" w:fill="EBF3FB"/>
+            <w:tcMar>
+              <w:top w:w="80" w:type="dxa"/>
+              <w:bottom w:w="80" w:type="dxa"/>
+              <w:left w:w="120" w:type="dxa"/>
+              <w:right w:w="120" w:type="dxa"/>
+            </w:tcMar>
+          </w:tcPr>
+          <w:p>
+            <w:r>
+              <w:rPr>
+                <w:sz w:val="18"/>
+              </w:rPr>
+              <w:t>Correctly understands and articulates the rhetorical aspects of legal arguments presented in text.</w:t>
+            </w:r>
+          </w:p>
+        </w:tc>
+      </w:tr>
+      <w:tr>
+        <w:tc>
+          <w:tcPr>
+            <w:tcW w:type="dxa" w:w="2880"/>
+            <w:shd w:val="clear" w:color="auto" w:fill="FFFFFF"/>
+            <w:tcMar>
+              <w:top w:w="80" w:type="dxa"/>
+              <w:bottom w:w="80" w:type="dxa"/>
+              <w:left w:w="120" w:type="dxa"/>
+              <w:right w:w="120" w:type="dxa"/>
+            </w:tcMar>
+          </w:tcPr>
+          <w:p>
+            <w:r>
+              <w:rPr>
+                <w:sz w:val="18"/>
+              </w:rPr>
+              <w:t>metric_007</w:t>
+            </w:r>
+          </w:p>
+        </w:tc>
+        <w:tc>
+          <w:tcPr>
+            <w:tcW w:type="dxa" w:w="3600"/>
+            <w:shd w:val="clear" w:color="auto" w:fill="FFFFFF"/>
+            <w:tcMar>
+              <w:top w:w="80" w:type="dxa"/>
+              <w:bottom w:w="80" w:type="dxa"/>
+              <w:left w:w="120" w:type="dxa"/>
+              <w:right w:w="120" w:type="dxa"/>
+            </w:tcMar>
+          </w:tcPr>
+          <w:p>
+            <w:r>
+              <w:rPr>
+                <w:sz w:val="18"/>
+              </w:rPr>
+              <w:t>Avoidance of Hallucinations</w:t>
+            </w:r>
+          </w:p>
+        </w:tc>
+        <w:tc>
+          <w:tcPr>
+            <w:tcW w:type="dxa" w:w="1440"/>
+            <w:shd w:val="clear" w:color="auto" w:fill="FFFFFF"/>
+            <w:tcMar>
+              <w:top w:w="80" w:type="dxa"/>
+              <w:bottom w:w="80" w:type="dxa"/>
+              <w:left w:w="120" w:type="dxa"/>
+              <w:right w:w="120" w:type="dxa"/>
+            </w:tcMar>
+          </w:tcPr>
+          <w:p>
+            <w:r>
+              <w:rPr>
+                <w:sz w:val="18"/>
+              </w:rPr>
+              <w:t>binary</w:t>
+            </w:r>
+          </w:p>
+        </w:tc>
+        <w:tc>
+          <w:tcPr>
+            <w:tcW w:type="dxa" w:w="2160"/>
+            <w:shd w:val="clear" w:color="auto" w:fill="FFFFFF"/>
+            <w:tcMar>
+              <w:top w:w="80" w:type="dxa"/>
+              <w:bottom w:w="80" w:type="dxa"/>
+              <w:left w:w="120" w:type="dxa"/>
+              <w:right w:w="120" w:type="dxa"/>
+            </w:tcMar>
+          </w:tcPr>
+          <w:p>
+            <w:r>
+              <w:rPr>
+                <w:sz w:val="18"/>
+              </w:rPr>
+              <w:t>all</w:t>
+            </w:r>
+          </w:p>
+        </w:tc>
+        <w:tc>
+          <w:tcPr>
+            <w:tcW w:type="dxa" w:w="4320"/>
+            <w:shd w:val="clear" w:color="auto" w:fill="FFFFFF"/>
+            <w:tcMar>
+              <w:top w:w="80" w:type="dxa"/>
+              <w:bottom w:w="80" w:type="dxa"/>
+              <w:left w:w="120" w:type="dxa"/>
+              <w:right w:w="120" w:type="dxa"/>
+            </w:tcMar>
+          </w:tcPr>
+          <w:p>
+            <w:r>
+              <w:rPr>
+                <w:sz w:val="18"/>
+              </w:rPr>
+              <w:t>Does not introduce or assume facts not present in the legal fact pattern provided.</w:t>
+            </w:r>
+          </w:p>
+        </w:tc>
+      </w:tr>
+      <w:tr>
+        <w:tc>
+          <w:tcPr>
+            <w:tcW w:type="dxa" w:w="2880"/>
+            <w:shd w:val="clear" w:color="auto" w:fill="EBF3FB"/>
+            <w:tcMar>
+              <w:top w:w="80" w:type="dxa"/>
+              <w:bottom w:w="80" w:type="dxa"/>
+              <w:left w:w="120" w:type="dxa"/>
+              <w:right w:w="120" w:type="dxa"/>
+            </w:tcMar>
+          </w:tcPr>
+          <w:p>
+            <w:r>
+              <w:rPr>
+                <w:sz w:val="18"/>
+              </w:rPr>
+              <w:t>metric_008</w:t>
+            </w:r>
+          </w:p>
+        </w:tc>
+        <w:tc>
+          <w:tcPr>
+            <w:tcW w:type="dxa" w:w="3600"/>
+            <w:shd w:val="clear" w:color="auto" w:fill="EBF3FB"/>
+            <w:tcMar>
+              <w:top w:w="80" w:type="dxa"/>
+              <w:bottom w:w="80" w:type="dxa"/>
+              <w:left w:w="120" w:type="dxa"/>
+              <w:right w:w="120" w:type="dxa"/>
+            </w:tcMar>
+          </w:tcPr>
+          <w:p>
+            <w:r>
+              <w:rPr>
+                <w:sz w:val="18"/>
+              </w:rPr>
+              <w:t>Rule-Conclusion Connection</w:t>
+            </w:r>
+          </w:p>
+        </w:tc>
+        <w:tc>
+          <w:tcPr>
+            <w:tcW w:type="dxa" w:w="1440"/>
+            <w:shd w:val="clear" w:color="auto" w:fill="EBF3FB"/>
+            <w:tcMar>
+              <w:top w:w="80" w:type="dxa"/>
+              <w:bottom w:w="80" w:type="dxa"/>
+              <w:left w:w="120" w:type="dxa"/>
+              <w:right w:w="120" w:type="dxa"/>
+            </w:tcMar>
+          </w:tcPr>
+          <w:p>
+            <w:r>
+              <w:rPr>
+                <w:sz w:val="18"/>
+              </w:rPr>
+              <w:t>binary</w:t>
+            </w:r>
+          </w:p>
+        </w:tc>
+        <w:tc>
+          <w:tcPr>
+            <w:tcW w:type="dxa" w:w="2160"/>
+            <w:shd w:val="clear" w:color="auto" w:fill="EBF3FB"/>
+            <w:tcMar>
+              <w:top w:w="80" w:type="dxa"/>
+              <w:bottom w:w="80" w:type="dxa"/>
+              <w:left w:w="120" w:type="dxa"/>
+              <w:right w:w="120" w:type="dxa"/>
+            </w:tcMar>
+          </w:tcPr>
+          <w:p>
+            <w:r>
+              <w:rPr>
+                <w:sz w:val="18"/>
+              </w:rPr>
+              <w:t>all</w:t>
+            </w:r>
+          </w:p>
+        </w:tc>
+        <w:tc>
+          <w:tcPr>
+            <w:tcW w:type="dxa" w:w="4320"/>
+            <w:shd w:val="clear" w:color="auto" w:fill="EBF3FB"/>
+            <w:tcMar>
+              <w:top w:w="80" w:type="dxa"/>
+              <w:bottom w:w="80" w:type="dxa"/>
+              <w:left w:w="120" w:type="dxa"/>
+              <w:right w:w="120" w:type="dxa"/>
+            </w:tcMar>
+          </w:tcPr>
+          <w:p>
+            <w:r>
+              <w:rPr>
+                <w:sz w:val="18"/>
+              </w:rPr>
+              <w:t>Explicitly connects the legal rule to the facts in reaching a conclusion, demonstrating clear reasoning.</w:t>
+            </w:r>
+          </w:p>
+        </w:tc>
+      </w:tr>
+      <w:tr>
+        <w:tc>
+          <w:tcPr>
+            <w:tcW w:type="dxa" w:w="2880"/>
+            <w:shd w:val="clear" w:color="auto" w:fill="FFFFFF"/>
+            <w:tcMar>
+              <w:top w:w="80" w:type="dxa"/>
+              <w:bottom w:w="80" w:type="dxa"/>
+              <w:left w:w="120" w:type="dxa"/>
+              <w:right w:w="120" w:type="dxa"/>
+            </w:tcMar>
+          </w:tcPr>
+          <w:p>
+            <w:r>
+              <w:rPr>
+                <w:sz w:val="18"/>
+              </w:rPr>
+              <w:t>metric_009</w:t>
+            </w:r>
+          </w:p>
+        </w:tc>
+        <w:tc>
+          <w:tcPr>
+            <w:tcW w:type="dxa" w:w="3600"/>
+            <w:shd w:val="clear" w:color="auto" w:fill="FFFFFF"/>
+            <w:tcMar>
+              <w:top w:w="80" w:type="dxa"/>
+              <w:bottom w:w="80" w:type="dxa"/>
+              <w:left w:w="120" w:type="dxa"/>
+              <w:right w:w="120" w:type="dxa"/>
+            </w:tcMar>
+          </w:tcPr>
+          <w:p>
+            <w:r>
+              <w:rPr>
+                <w:sz w:val="18"/>
+              </w:rPr>
+              <w:t>Correctness in Legal Outcome</w:t>
+            </w:r>
+          </w:p>
+        </w:tc>
+        <w:tc>
+          <w:tcPr>
+            <w:tcW w:type="dxa" w:w="1440"/>
+            <w:shd w:val="clear" w:color="auto" w:fill="FFFFFF"/>
+            <w:tcMar>
+              <w:top w:w="80" w:type="dxa"/>
+              <w:bottom w:w="80" w:type="dxa"/>
+              <w:left w:w="120" w:type="dxa"/>
+              <w:right w:w="120" w:type="dxa"/>
+            </w:tcMar>
+          </w:tcPr>
+          <w:p>
+            <w:r>
+              <w:rPr>
+                <w:sz w:val="18"/>
+              </w:rPr>
+              <w:t>binary</w:t>
+            </w:r>
+          </w:p>
+        </w:tc>
+        <w:tc>
+          <w:tcPr>
+            <w:tcW w:type="dxa" w:w="2160"/>
+            <w:shd w:val="clear" w:color="auto" w:fill="FFFFFF"/>
+            <w:tcMar>
+              <w:top w:w="80" w:type="dxa"/>
+              <w:bottom w:w="80" w:type="dxa"/>
+              <w:left w:w="120" w:type="dxa"/>
+              <w:right w:w="120" w:type="dxa"/>
+            </w:tcMar>
+          </w:tcPr>
+          <w:p>
+            <w:r>
+              <w:rPr>
+                <w:sz w:val="18"/>
+              </w:rPr>
+              <w:t>all</w:t>
+            </w:r>
+          </w:p>
+        </w:tc>
+        <w:tc>
+          <w:tcPr>
+            <w:tcW w:type="dxa" w:w="4320"/>
+            <w:shd w:val="clear" w:color="auto" w:fill="FFFFFF"/>
+            <w:tcMar>
+              <w:top w:w="80" w:type="dxa"/>
+              <w:bottom w:w="80" w:type="dxa"/>
+              <w:left w:w="120" w:type="dxa"/>
+              <w:right w:w="120" w:type="dxa"/>
+            </w:tcMar>
+          </w:tcPr>
+          <w:p>
+            <w:r>
+              <w:rPr>
+                <w:sz w:val="18"/>
+              </w:rPr>
+              <w:t>Arrives at a correct legal outcome based on the application of rules to facts.</w:t>
+            </w:r>
+          </w:p>
+        </w:tc>
+      </w:tr>
+      <w:tr>
+        <w:tc>
+          <w:tcPr>
+            <w:tcW w:type="dxa" w:w="2880"/>
+            <w:shd w:val="clear" w:color="auto" w:fill="EBF3FB"/>
+            <w:tcMar>
+              <w:top w:w="80" w:type="dxa"/>
+              <w:bottom w:w="80" w:type="dxa"/>
+              <w:left w:w="120" w:type="dxa"/>
+              <w:right w:w="120" w:type="dxa"/>
+            </w:tcMar>
+          </w:tcPr>
+          <w:p>
+            <w:r>
+              <w:rPr>
+                <w:sz w:val="18"/>
+              </w:rPr>
+              <w:t>metric_010</w:t>
+            </w:r>
+          </w:p>
+        </w:tc>
+        <w:tc>
+          <w:tcPr>
+            <w:tcW w:type="dxa" w:w="3600"/>
+            <w:shd w:val="clear" w:color="auto" w:fill="EBF3FB"/>
+            <w:tcMar>
+              <w:top w:w="80" w:type="dxa"/>
+              <w:bottom w:w="80" w:type="dxa"/>
+              <w:left w:w="120" w:type="dxa"/>
+              <w:right w:w="120" w:type="dxa"/>
+            </w:tcMar>
+          </w:tcPr>
+          <w:p>
+            <w:r>
+              <w:rPr>
+                <w:sz w:val="18"/>
+              </w:rPr>
+              <w:t>Balanced Reasoning</w:t>
+            </w:r>
+          </w:p>
+        </w:tc>
+        <w:tc>
+          <w:tcPr>
+            <w:tcW w:type="dxa" w:w="1440"/>
+            <w:shd w:val="clear" w:color="auto" w:fill="EBF3FB"/>
+            <w:tcMar>
+              <w:top w:w="80" w:type="dxa"/>
+              <w:bottom w:w="80" w:type="dxa"/>
+              <w:left w:w="120" w:type="dxa"/>
+              <w:right w:w="120" w:type="dxa"/>
+            </w:tcMar>
+          </w:tcPr>
+          <w:p>
+            <w:r>
+              <w:rPr>
+                <w:sz w:val="18"/>
+              </w:rPr>
+              <w:t>binary</w:t>
+            </w:r>
+          </w:p>
+        </w:tc>
+        <w:tc>
+          <w:tcPr>
+            <w:tcW w:type="dxa" w:w="2160"/>
+            <w:shd w:val="clear" w:color="auto" w:fill="EBF3FB"/>
+            <w:tcMar>
+              <w:top w:w="80" w:type="dxa"/>
+              <w:bottom w:w="80" w:type="dxa"/>
+              <w:left w:w="120" w:type="dxa"/>
+              <w:right w:w="120" w:type="dxa"/>
+            </w:tcMar>
+          </w:tcPr>
+          <w:p>
+            <w:r>
+              <w:rPr>
+                <w:sz w:val="18"/>
+              </w:rPr>
+              <w:t>all</w:t>
+            </w:r>
+          </w:p>
+        </w:tc>
+        <w:tc>
+          <w:tcPr>
+            <w:tcW w:type="dxa" w:w="4320"/>
+            <w:shd w:val="clear" w:color="auto" w:fill="EBF3FB"/>
+            <w:tcMar>
+              <w:top w:w="80" w:type="dxa"/>
+              <w:bottom w:w="80" w:type="dxa"/>
+              <w:left w:w="120" w:type="dxa"/>
+              <w:right w:w="120" w:type="dxa"/>
+            </w:tcMar>
+          </w:tcPr>
+          <w:p>
+            <w:r>
+              <w:rPr>
+                <w:sz w:val="18"/>
+              </w:rPr>
+              <w:t>Considers and articulates multiple perspectives or possible interpretations when relevant.</w:t>
+            </w:r>
+          </w:p>
+        </w:tc>
+      </w:tr>
+      <w:tr>
+        <w:tc>
+          <w:tcPr>
+            <w:tcW w:type="dxa" w:w="2880"/>
+            <w:shd w:val="clear" w:color="auto" w:fill="FFFFFF"/>
+            <w:tcMar>
+              <w:top w:w="80" w:type="dxa"/>
+              <w:bottom w:w="80" w:type="dxa"/>
+              <w:left w:w="120" w:type="dxa"/>
+              <w:right w:w="120" w:type="dxa"/>
+            </w:tcMar>
+          </w:tcPr>
+          <w:p>
+            <w:r>
+              <w:rPr>
+                <w:sz w:val="18"/>
+              </w:rPr>
+              <w:t>metric_011</w:t>
+            </w:r>
+          </w:p>
+        </w:tc>
+        <w:tc>
+          <w:tcPr>
+            <w:tcW w:type="dxa" w:w="3600"/>
+            <w:shd w:val="clear" w:color="auto" w:fill="FFFFFF"/>
+            <w:tcMar>
+              <w:top w:w="80" w:type="dxa"/>
+              <w:bottom w:w="80" w:type="dxa"/>
+              <w:left w:w="120" w:type="dxa"/>
+              <w:right w:w="120" w:type="dxa"/>
+            </w:tcMar>
+          </w:tcPr>
+          <w:p>
+            <w:r>
+              <w:rPr>
+                <w:sz w:val="18"/>
+              </w:rPr>
+              <w:t>Rule Consistency</w:t>
+            </w:r>
+          </w:p>
+        </w:tc>
+        <w:tc>
+          <w:tcPr>
+            <w:tcW w:type="dxa" w:w="1440"/>
+            <w:shd w:val="clear" w:color="auto" w:fill="FFFFFF"/>
+            <w:tcMar>
+              <w:top w:w="80" w:type="dxa"/>
+              <w:bottom w:w="80" w:type="dxa"/>
+              <w:left w:w="120" w:type="dxa"/>
+              <w:right w:w="120" w:type="dxa"/>
+            </w:tcMar>
+          </w:tcPr>
+          <w:p>
+            <w:r>
+              <w:rPr>
+                <w:sz w:val="18"/>
+              </w:rPr>
+              <w:t>binary</w:t>
+            </w:r>
+          </w:p>
+        </w:tc>
+        <w:tc>
+          <w:tcPr>
+            <w:tcW w:type="dxa" w:w="2160"/>
+            <w:shd w:val="clear" w:color="auto" w:fill="FFFFFF"/>
+            <w:tcMar>
+              <w:top w:w="80" w:type="dxa"/>
+              <w:bottom w:w="80" w:type="dxa"/>
+              <w:left w:w="120" w:type="dxa"/>
+              <w:right w:w="120" w:type="dxa"/>
+            </w:tcMar>
+          </w:tcPr>
+          <w:p>
+            <w:r>
+              <w:rPr>
+                <w:sz w:val="18"/>
+              </w:rPr>
+              <w:t>all</w:t>
+            </w:r>
+          </w:p>
+        </w:tc>
+        <w:tc>
+          <w:tcPr>
+            <w:tcW w:type="dxa" w:w="4320"/>
+            <w:shd w:val="clear" w:color="auto" w:fill="FFFFFF"/>
+            <w:tcMar>
+              <w:top w:w="80" w:type="dxa"/>
+              <w:bottom w:w="80" w:type="dxa"/>
+              <w:left w:w="120" w:type="dxa"/>
+              <w:right w:w="120" w:type="dxa"/>
+            </w:tcMar>
+          </w:tcPr>
+          <w:p>
+            <w:r>
+              <w:rPr>
+                <w:sz w:val="18"/>
+              </w:rPr>
+              <w:t>Ensures consistency with established legal precedents when applying rules.</w:t>
+            </w:r>
+          </w:p>
+        </w:tc>
+      </w:tr>
+      <w:tr>
+        <w:tc>
+          <w:tcPr>
+            <w:tcW w:type="dxa" w:w="2880"/>
+            <w:shd w:val="clear" w:color="auto" w:fill="EBF3FB"/>
+            <w:tcMar>
+              <w:top w:w="80" w:type="dxa"/>
+              <w:bottom w:w="80" w:type="dxa"/>
+              <w:left w:w="120" w:type="dxa"/>
+              <w:right w:w="120" w:type="dxa"/>
+            </w:tcMar>
+          </w:tcPr>
+          <w:p>
+            <w:r>
+              <w:rPr>
+                <w:sz w:val="18"/>
+              </w:rPr>
+              <w:t>metric_012</w:t>
+            </w:r>
+          </w:p>
+        </w:tc>
+        <w:tc>
+          <w:tcPr>
+            <w:tcW w:type="dxa" w:w="3600"/>
+            <w:shd w:val="clear" w:color="auto" w:fill="EBF3FB"/>
+            <w:tcMar>
+              <w:top w:w="80" w:type="dxa"/>
+              <w:bottom w:w="80" w:type="dxa"/>
+              <w:left w:w="120" w:type="dxa"/>
+              <w:right w:w="120" w:type="dxa"/>
+            </w:tcMar>
+          </w:tcPr>
+          <w:p>
+            <w:r>
+              <w:rPr>
+                <w:sz w:val="18"/>
+              </w:rPr>
+              <w:t>Explanation Completeness</w:t>
+            </w:r>
+          </w:p>
+        </w:tc>
+        <w:tc>
+          <w:tcPr>
+            <w:tcW w:type="dxa" w:w="1440"/>
+            <w:shd w:val="clear" w:color="auto" w:fill="EBF3FB"/>
+            <w:tcMar>
+              <w:top w:w="80" w:type="dxa"/>
+              <w:bottom w:w="80" w:type="dxa"/>
+              <w:left w:w="120" w:type="dxa"/>
+              <w:right w:w="120" w:type="dxa"/>
+            </w:tcMar>
+          </w:tcPr>
+          <w:p>
+            <w:r>
+              <w:rPr>
+                <w:sz w:val="18"/>
+              </w:rPr>
+              <w:t>binary</w:t>
+            </w:r>
+          </w:p>
+        </w:tc>
+        <w:tc>
+          <w:tcPr>
+            <w:tcW w:type="dxa" w:w="2160"/>
+            <w:shd w:val="clear" w:color="auto" w:fill="EBF3FB"/>
+            <w:tcMar>
+              <w:top w:w="80" w:type="dxa"/>
+              <w:bottom w:w="80" w:type="dxa"/>
+              <w:left w:w="120" w:type="dxa"/>
+              <w:right w:w="120" w:type="dxa"/>
+            </w:tcMar>
+          </w:tcPr>
+          <w:p>
+            <w:r>
+              <w:rPr>
+                <w:sz w:val="18"/>
+              </w:rPr>
+              <w:t>all</w:t>
+            </w:r>
+          </w:p>
+        </w:tc>
+        <w:tc>
+          <w:tcPr>
+            <w:tcW w:type="dxa" w:w="4320"/>
+            <w:shd w:val="clear" w:color="auto" w:fill="EBF3FB"/>
+            <w:tcMar>
+              <w:top w:w="80" w:type="dxa"/>
+              <w:bottom w:w="80" w:type="dxa"/>
+              <w:left w:w="120" w:type="dxa"/>
+              <w:right w:w="120" w:type="dxa"/>
+            </w:tcMar>
+          </w:tcPr>
+          <w:p>
+            <w:r>
+              <w:rPr>
+                <w:sz w:val="18"/>
+              </w:rPr>
+              <w:t>Provides a full explanation of reasoning without omitting critical steps or facts.</w:t>
             </w:r>
           </w:p>
         </w:tc>
@@ -793,7 +1507,7 @@
           <w:color w:val="1F5496"/>
           <w:sz w:val="44"/>
         </w:rPr>
-        <w:t>★ Property Boundary Conflict in Residential Area</w:t>
+        <w:t>★ Employment Contract Clause Analysis</w:t>
       </w:r>
     </w:p>
     <w:p>
@@ -884,7 +1598,7 @@
           <w:i w:val="0"/>
           <w:sz w:val="18"/>
         </w:rPr>
-        <w:t>In a residential neighborhood, a user is embroiled in a conflict with a neighbor over where their property line lies after installing a new fence. The disagreement arose due to conflicting information on old surveys and documents.</w:t>
+        <w:t>An employee is reviewing a new employment contract offered by a prospective employer. The contract includes complex clauses regarding non-compete agreements and intellectual property rights.</w:t>
       </w:r>
     </w:p>
     <w:p>
@@ -909,7 +1623,7 @@
           <w:i w:val="0"/>
           <w:sz w:val="18"/>
         </w:rPr>
-        <w:t>The user is a 15-year-old boy who recently helped his family with a backyard renovation as part of a summer project in their suburban neighborhood. He took pride in assisting with the installation of a new fence, which was intended to replace the old one that had fallen due to a storm. Shortly after completion, the boy's parents were approached by a neighbor disputing the fence's position, based on their understanding of the property lines. This has left the teenager feeling confused and eager to play a part in resolving the situation, wanting to understand the legal aspects and help negotiate peace between the families.</w:t>
+        <w:t>The user is a 17-year-old male who has recently been offered a part-time job during the school holidays at a tech start-up. He has a keen interest in coding and often creates his own software projects for learning and fun. However, this new job offer includes complex legal clauses on non-compete agreements and intellectual property rights, which could potentially impact his ability to work on his personal projects. He is seeking detailed clarification to ensure the job aligns with his personal growth goals and interests.</w:t>
       </w:r>
     </w:p>
     <w:p>
@@ -934,7 +1648,7 @@
           <w:i w:val="0"/>
           <w:sz w:val="18"/>
         </w:rPr>
-        <w:t>To determine the correct property boundary using legal advice and documents, and to negotiate a resolution with the neighbor if necessary.</w:t>
+        <w:t>To gain a clear understanding of the implications of the non-compete and IP clauses in the employment contract.</w:t>
       </w:r>
     </w:p>
     <w:p>
@@ -1024,7 +1738,7 @@
                 <w:color w:val="D47A00"/>
                 <w:sz w:val="18"/>
               </w:rPr>
-              <w:t>2</w:t>
+              <w:t>1</w:t>
             </w:r>
           </w:p>
         </w:tc>
@@ -1044,7 +1758,7 @@
               <w:rPr>
                 <w:sz w:val="18"/>
               </w:rPr>
-              <w:t>Influenced by conversations overheard between parents, the teen will show detailed sketches he created as part of the renovation project along with old survey maps to seek a comparative legal analysis.</w:t>
+              <w:t>Ask for an easy-to-understand explanation of non-compete clauses, with examples that a student interested in technology might encounter.</w:t>
             </w:r>
           </w:p>
         </w:tc>
@@ -1087,7 +1801,50 @@
               <w:rPr>
                 <w:sz w:val="18"/>
               </w:rPr>
-              <w:t>Curious about real-world problem solving, the teenager will ask for insights into how legal conflicts like these can affect neighborhood relations and inquire about possible communication strategies if legal measures are deemed necessary.</w:t>
+              <w:t>Request a thorough breakdown of the specific non-compete clause within the context of youth employment and potential implications on participating in school hackathons.</w:t>
+            </w:r>
+          </w:p>
+        </w:tc>
+      </w:tr>
+      <w:tr>
+        <w:tc>
+          <w:tcPr>
+            <w:tcW w:type="dxa" w:w="792"/>
+            <w:shd w:val="clear" w:color="auto" w:fill="FFF3CD"/>
+            <w:tcMar>
+              <w:top w:w="80" w:type="dxa"/>
+              <w:bottom w:w="80" w:type="dxa"/>
+              <w:left w:w="120" w:type="dxa"/>
+              <w:right w:w="120" w:type="dxa"/>
+            </w:tcMar>
+          </w:tcPr>
+          <w:p>
+            <w:r>
+              <w:rPr>
+                <w:color w:val="D47A00"/>
+                <w:sz w:val="18"/>
+              </w:rPr>
+              <w:t>6</w:t>
+            </w:r>
+          </w:p>
+        </w:tc>
+        <w:tc>
+          <w:tcPr>
+            <w:tcW w:type="dxa" w:w="12686"/>
+            <w:shd w:val="clear" w:color="auto" w:fill="FFF3CD"/>
+            <w:tcMar>
+              <w:top w:w="80" w:type="dxa"/>
+              <w:bottom w:w="80" w:type="dxa"/>
+              <w:left w:w="120" w:type="dxa"/>
+              <w:right w:w="120" w:type="dxa"/>
+            </w:tcMar>
+          </w:tcPr>
+          <w:p>
+            <w:r>
+              <w:rPr>
+                <w:sz w:val="18"/>
+              </w:rPr>
+              <w:t>Inquire about the scope of intellectual property rights regarding the user’s own coding projects that are unrelated to the job, ensuring clarity on what can be shared in online coding communities.</w:t>
             </w:r>
           </w:p>
         </w:tc>
@@ -1117,24 +1874,39 @@
     </w:p>
     <w:p>
       <w:pPr>
-        <w:spacing w:before="120" w:after="20"/>
+        <w:spacing w:before="200" w:after="20"/>
       </w:pPr>
       <w:r>
         <w:rPr>
           <w:b/>
-          <w:color w:val="666666"/>
+          <w:color w:val="D47A00"/>
           <w:sz w:val="18"/>
         </w:rPr>
-        <w:t>Turn 1  —  USER</w:t>
+        <w:t>★ Turn 1  —  USER</w:t>
       </w:r>
     </w:p>
     <w:p>
       <w:pPr>
-        <w:spacing w:before="0" w:after="80"/>
+        <w:spacing w:before="0" w:after="40"/>
         <w:ind w:left="288"/>
       </w:pPr>
       <w:r>
         <w:rPr>
+          <w:i/>
+          <w:color w:val="D47A00"/>
+          <w:sz w:val="16"/>
+        </w:rPr>
+        <w:t>Landmark: Ask for an easy-to-understand explanation of non-compete clauses, with examples that a student interested in technology might encounter.</w:t>
+      </w:r>
+    </w:p>
+    <w:p>
+      <w:pPr>
+        <w:spacing w:before="0" w:after="200"/>
+        <w:ind w:left="288"/>
+      </w:pPr>
+      <w:r>
+        <w:rPr>
+          <w:color w:val="333333"/>
           <w:sz w:val="18"/>
         </w:rPr>
         <w:t>Hey, so we did this renovation in our backyard, and it’s been a bit of a mess since our neighbor said the new fence is in the wrong spot. Like, I thought it was all good when we put it up, but now they’re talking property lines and I’m kinda lost. How do you even figure out where those are supposed to be?</w:t>
@@ -1191,39 +1963,24 @@
     </w:p>
     <w:p>
       <w:pPr>
-        <w:spacing w:before="200" w:after="20"/>
+        <w:spacing w:before="120" w:after="20"/>
       </w:pPr>
       <w:r>
         <w:rPr>
           <w:b/>
-          <w:color w:val="D47A00"/>
+          <w:color w:val="666666"/>
           <w:sz w:val="18"/>
         </w:rPr>
-        <w:t>★ Turn 2  —  USER</w:t>
+        <w:t>Turn 2  —  USER</w:t>
       </w:r>
     </w:p>
     <w:p>
       <w:pPr>
-        <w:spacing w:before="0" w:after="40"/>
+        <w:spacing w:before="0" w:after="80"/>
         <w:ind w:left="288"/>
       </w:pPr>
       <w:r>
         <w:rPr>
-          <w:i/>
-          <w:color w:val="D47A00"/>
-          <w:sz w:val="16"/>
-        </w:rPr>
-        <w:t>Landmark: Influenced by conversations overheard between parents, the teen will show detailed sketches he created as part of the renovation project along with old survey maps to seek a comparative legal analysis.</w:t>
-      </w:r>
-    </w:p>
-    <w:p>
-      <w:pPr>
-        <w:spacing w:before="0" w:after="200"/>
-        <w:ind w:left="288"/>
-      </w:pPr>
-      <w:r>
-        <w:rPr>
-          <w:color w:val="333333"/>
           <w:sz w:val="18"/>
         </w:rPr>
         <w:t>I've actually got some sketches I made for the project and some old survey maps my parents found. I thought they matched up pretty well. Would using these alongside other legal documents help figure out the true boundaries? Or is there a specific way to analyze these to clear up the confusion?</w:t>
@@ -1358,7 +2115,7 @@
           <w:color w:val="D47A00"/>
           <w:sz w:val="16"/>
         </w:rPr>
-        <w:t>Landmark: Curious about real-world problem solving, the teenager will ask for insights into how legal conflicts like these can affect neighborhood relations and inquire about possible communication strategies if legal measures are deemed necessary.</w:t>
+        <w:t>Landmark: Request a thorough breakdown of the specific non-compete clause within the context of youth employment and potential implications on participating in school hackathons.</w:t>
       </w:r>
     </w:p>
     <w:p>
@@ -1478,24 +2235,39 @@
     </w:p>
     <w:p>
       <w:pPr>
-        <w:spacing w:before="120" w:after="20"/>
+        <w:spacing w:before="200" w:after="20"/>
       </w:pPr>
       <w:r>
         <w:rPr>
           <w:b/>
-          <w:color w:val="666666"/>
+          <w:color w:val="D47A00"/>
           <w:sz w:val="18"/>
         </w:rPr>
-        <w:t>Turn 6  —  USER</w:t>
+        <w:t>★ Turn 6  —  USER</w:t>
       </w:r>
     </w:p>
     <w:p>
       <w:pPr>
-        <w:spacing w:before="0" w:after="80"/>
+        <w:spacing w:before="0" w:after="40"/>
         <w:ind w:left="288"/>
       </w:pPr>
       <w:r>
         <w:rPr>
+          <w:i/>
+          <w:color w:val="D47A00"/>
+          <w:sz w:val="16"/>
+        </w:rPr>
+        <w:t>Landmark: Inquire about the scope of intellectual property rights regarding the user’s own coding projects that are unrelated to the job, ensuring clarity on what can be shared in online coding communities.</w:t>
+      </w:r>
+    </w:p>
+    <w:p>
+      <w:pPr>
+        <w:spacing w:before="0" w:after="200"/>
+        <w:ind w:left="288"/>
+      </w:pPr>
+      <w:r>
+        <w:rPr>
+          <w:color w:val="333333"/>
           <w:sz w:val="18"/>
         </w:rPr>
         <w:t>Thanks, this has been really insightful! I'll definitely try and work things out with our neighbors first and keep everything friendly. Hopefully, we won't have to take any legal steps, but it helps to know how they might affect things if we get to that point. Thanks again for all your help!</w:t>
@@ -1537,7 +2309,7 @@
           <w:color w:val="1F5496"/>
           <w:sz w:val="44"/>
         </w:rPr>
-        <w:t>★ Property Boundary Conflict in Residential Area</w:t>
+        <w:t>★ Employment Contract Clause Analysis</w:t>
       </w:r>
     </w:p>
     <w:p>
@@ -1628,7 +2400,7 @@
           <w:i w:val="0"/>
           <w:sz w:val="18"/>
         </w:rPr>
-        <w:t>In a residential neighborhood, a user is embroiled in a conflict with a neighbor over where their property line lies after installing a new fence. The disagreement arose due to conflicting information on old surveys and documents.</w:t>
+        <w:t>An employee is reviewing a new employment contract offered by a prospective employer. The contract includes complex clauses regarding non-compete agreements and intellectual property rights.</w:t>
       </w:r>
     </w:p>
     <w:p>
@@ -1653,7 +2425,7 @@
           <w:i w:val="0"/>
           <w:sz w:val="18"/>
         </w:rPr>
-        <w:t>The user is a 15-year-old boy who recently helped his family with a backyard renovation as part of a summer project in their suburban neighborhood. He took pride in assisting with the installation of a new fence, which was intended to replace the old one that had fallen due to a storm. Shortly after completion, the boy's parents were approached by a neighbor disputing the fence's position, based on their understanding of the property lines. This has left the teenager feeling confused and eager to play a part in resolving the situation, wanting to understand the legal aspects and help negotiate peace between the families.</w:t>
+        <w:t>The user is a 17-year-old male who has recently been offered a part-time job during the school holidays at a tech start-up. He has a keen interest in coding and often creates his own software projects for learning and fun. However, this new job offer includes complex legal clauses on non-compete agreements and intellectual property rights, which could potentially impact his ability to work on his personal projects. He is seeking detailed clarification to ensure the job aligns with his personal growth goals and interests.</w:t>
       </w:r>
     </w:p>
     <w:p>
@@ -1678,7 +2450,7 @@
           <w:i w:val="0"/>
           <w:sz w:val="18"/>
         </w:rPr>
-        <w:t>To determine the correct property boundary using legal advice and documents, and to negotiate a resolution with the neighbor if necessary.</w:t>
+        <w:t>To gain a clear understanding of the implications of the non-compete and IP clauses in the employment contract.</w:t>
       </w:r>
     </w:p>
     <w:p>
@@ -1768,7 +2540,7 @@
                 <w:color w:val="D47A00"/>
                 <w:sz w:val="18"/>
               </w:rPr>
-              <w:t>2</w:t>
+              <w:t>1</w:t>
             </w:r>
           </w:p>
         </w:tc>
@@ -1788,7 +2560,7 @@
               <w:rPr>
                 <w:sz w:val="18"/>
               </w:rPr>
-              <w:t>Influenced by conversations overheard between parents, the teen will show detailed sketches he created as part of the renovation project along with old survey maps to seek a comparative legal analysis.</w:t>
+              <w:t>Ask for an easy-to-understand explanation of non-compete clauses, with examples that a student interested in technology might encounter.</w:t>
             </w:r>
           </w:p>
         </w:tc>
@@ -1831,7 +2603,50 @@
               <w:rPr>
                 <w:sz w:val="18"/>
               </w:rPr>
-              <w:t>Curious about real-world problem solving, the teenager will ask for insights into how legal conflicts like these can affect neighborhood relations and inquire about possible communication strategies if legal measures are deemed necessary.</w:t>
+              <w:t>Request a thorough breakdown of the specific non-compete clause within the context of youth employment and potential implications on participating in school hackathons.</w:t>
+            </w:r>
+          </w:p>
+        </w:tc>
+      </w:tr>
+      <w:tr>
+        <w:tc>
+          <w:tcPr>
+            <w:tcW w:type="dxa" w:w="792"/>
+            <w:shd w:val="clear" w:color="auto" w:fill="FFF3CD"/>
+            <w:tcMar>
+              <w:top w:w="80" w:type="dxa"/>
+              <w:bottom w:w="80" w:type="dxa"/>
+              <w:left w:w="120" w:type="dxa"/>
+              <w:right w:w="120" w:type="dxa"/>
+            </w:tcMar>
+          </w:tcPr>
+          <w:p>
+            <w:r>
+              <w:rPr>
+                <w:color w:val="D47A00"/>
+                <w:sz w:val="18"/>
+              </w:rPr>
+              <w:t>6</w:t>
+            </w:r>
+          </w:p>
+        </w:tc>
+        <w:tc>
+          <w:tcPr>
+            <w:tcW w:type="dxa" w:w="12686"/>
+            <w:shd w:val="clear" w:color="auto" w:fill="FFF3CD"/>
+            <w:tcMar>
+              <w:top w:w="80" w:type="dxa"/>
+              <w:bottom w:w="80" w:type="dxa"/>
+              <w:left w:w="120" w:type="dxa"/>
+              <w:right w:w="120" w:type="dxa"/>
+            </w:tcMar>
+          </w:tcPr>
+          <w:p>
+            <w:r>
+              <w:rPr>
+                <w:sz w:val="18"/>
+              </w:rPr>
+              <w:t>Inquire about the scope of intellectual property rights regarding the user’s own coding projects that are unrelated to the job, ensuring clarity on what can be shared in online coding communities.</w:t>
             </w:r>
           </w:p>
         </w:tc>
@@ -1861,24 +2676,39 @@
     </w:p>
     <w:p>
       <w:pPr>
-        <w:spacing w:before="120" w:after="20"/>
+        <w:spacing w:before="200" w:after="20"/>
       </w:pPr>
       <w:r>
         <w:rPr>
           <w:b/>
-          <w:color w:val="666666"/>
+          <w:color w:val="D47A00"/>
           <w:sz w:val="18"/>
         </w:rPr>
-        <w:t>Turn 1  —  USER</w:t>
+        <w:t>★ Turn 1  —  USER</w:t>
       </w:r>
     </w:p>
     <w:p>
       <w:pPr>
-        <w:spacing w:before="0" w:after="80"/>
+        <w:spacing w:before="0" w:after="40"/>
         <w:ind w:left="288"/>
       </w:pPr>
       <w:r>
         <w:rPr>
+          <w:i/>
+          <w:color w:val="D47A00"/>
+          <w:sz w:val="16"/>
+        </w:rPr>
+        <w:t>Landmark: Ask for an easy-to-understand explanation of non-compete clauses, with examples that a student interested in technology might encounter.</w:t>
+      </w:r>
+    </w:p>
+    <w:p>
+      <w:pPr>
+        <w:spacing w:before="0" w:after="200"/>
+        <w:ind w:left="288"/>
+      </w:pPr>
+      <w:r>
+        <w:rPr>
+          <w:color w:val="333333"/>
           <w:sz w:val="18"/>
         </w:rPr>
         <w:t>Hey, so we did this renovation in our backyard, and it’s been a bit of a mess since our neighbor said the new fence is in the wrong spot. Like, I thought it was all good when we put it up, but now they’re talking property lines and I’m kinda lost. How do you even figure out where those are supposed to be?</w:t>
@@ -1935,39 +2765,24 @@
     </w:p>
     <w:p>
       <w:pPr>
-        <w:spacing w:before="200" w:after="20"/>
+        <w:spacing w:before="120" w:after="20"/>
       </w:pPr>
       <w:r>
         <w:rPr>
           <w:b/>
-          <w:color w:val="D47A00"/>
+          <w:color w:val="666666"/>
           <w:sz w:val="18"/>
         </w:rPr>
-        <w:t>★ Turn 2  —  USER</w:t>
+        <w:t>Turn 2  —  USER</w:t>
       </w:r>
     </w:p>
     <w:p>
       <w:pPr>
-        <w:spacing w:before="0" w:after="40"/>
+        <w:spacing w:before="0" w:after="80"/>
         <w:ind w:left="288"/>
       </w:pPr>
       <w:r>
         <w:rPr>
-          <w:i/>
-          <w:color w:val="D47A00"/>
-          <w:sz w:val="16"/>
-        </w:rPr>
-        <w:t>Landmark: Influenced by conversations overheard between parents, the teen will show detailed sketches he created as part of the renovation project along with old survey maps to seek a comparative legal analysis.</w:t>
-      </w:r>
-    </w:p>
-    <w:p>
-      <w:pPr>
-        <w:spacing w:before="0" w:after="200"/>
-        <w:ind w:left="288"/>
-      </w:pPr>
-      <w:r>
-        <w:rPr>
-          <w:color w:val="333333"/>
           <w:sz w:val="18"/>
         </w:rPr>
         <w:t>I've actually got some sketches I made for the project and some old survey maps my parents found. I thought they matched up pretty well. Would using these alongside other legal documents help figure out the true boundaries? Or is there a specific way to analyze these to clear up the confusion?</w:t>
@@ -2102,7 +2917,7 @@
           <w:color w:val="D47A00"/>
           <w:sz w:val="16"/>
         </w:rPr>
-        <w:t>Landmark: Curious about real-world problem solving, the teenager will ask for insights into how legal conflicts like these can affect neighborhood relations and inquire about possible communication strategies if legal measures are deemed necessary.</w:t>
+        <w:t>Landmark: Request a thorough breakdown of the specific non-compete clause within the context of youth employment and potential implications on participating in school hackathons.</w:t>
       </w:r>
     </w:p>
     <w:p>
@@ -2222,24 +3037,39 @@
     </w:p>
     <w:p>
       <w:pPr>
-        <w:spacing w:before="120" w:after="20"/>
+        <w:spacing w:before="200" w:after="20"/>
       </w:pPr>
       <w:r>
         <w:rPr>
           <w:b/>
-          <w:color w:val="666666"/>
+          <w:color w:val="D47A00"/>
           <w:sz w:val="18"/>
         </w:rPr>
-        <w:t>Turn 6  —  USER</w:t>
+        <w:t>★ Turn 6  —  USER</w:t>
       </w:r>
     </w:p>
     <w:p>
       <w:pPr>
-        <w:spacing w:before="0" w:after="80"/>
+        <w:spacing w:before="0" w:after="40"/>
         <w:ind w:left="288"/>
       </w:pPr>
       <w:r>
         <w:rPr>
+          <w:i/>
+          <w:color w:val="D47A00"/>
+          <w:sz w:val="16"/>
+        </w:rPr>
+        <w:t>Landmark: Inquire about the scope of intellectual property rights regarding the user’s own coding projects that are unrelated to the job, ensuring clarity on what can be shared in online coding communities.</w:t>
+      </w:r>
+    </w:p>
+    <w:p>
+      <w:pPr>
+        <w:spacing w:before="0" w:after="200"/>
+        <w:ind w:left="288"/>
+      </w:pPr>
+      <w:r>
+        <w:rPr>
+          <w:color w:val="333333"/>
           <w:sz w:val="18"/>
         </w:rPr>
         <w:t>Thanks, this has been really insightful! I'll definitely try and work things out with our neighbors first and keep everything friendly. Hopefully, we won't have to take any legal steps, but it helps to know how they might affect things if we get to that point. Thanks again for all your help!</w:t>
@@ -2286,7 +3116,7 @@
           <w:color w:val="1F5496"/>
           <w:sz w:val="44"/>
         </w:rPr>
-        <w:t>★ Property Boundary Conflict in Residential Area</w:t>
+        <w:t>★ Employment Contract Clause Analysis</w:t>
       </w:r>
     </w:p>
     <w:p>
@@ -2351,7 +3181,7 @@
         <w:rPr>
           <w:sz w:val="20"/>
         </w:rPr>
-        <w:t>Gender: female  |  Age: Adult (18+)</w:t>
+        <w:t>Gender: female  |  Age_group: adult</w:t>
       </w:r>
     </w:p>
     <w:p/>
@@ -2377,7 +3207,7 @@
           <w:i w:val="0"/>
           <w:sz w:val="18"/>
         </w:rPr>
-        <w:t>In a residential neighborhood, a user is embroiled in a conflict with a neighbor over where their property line lies after installing a new fence. The disagreement arose due to conflicting information on old surveys and documents.</w:t>
+        <w:t>An employee is reviewing a new employment contract offered by a prospective employer. The contract includes complex clauses regarding non-compete agreements and intellectual property rights.</w:t>
       </w:r>
     </w:p>
     <w:p>
@@ -2402,7 +3232,7 @@
           <w:i w:val="0"/>
           <w:sz w:val="18"/>
         </w:rPr>
-        <w:t>Maria, a Latina woman in her mid-30s, has recently completed a backyard renovation on her home in a suburban neighborhood. As a dedicated homeowner and mother of two, she values the aesthetics and privacy that her new fence provides. However, she faces a potential conflict with her neighbor, Mr. Lewis, who has a different interpretation of the property boundaries. This unexpected dispute requires her to seek legal counsel to confidently understand her rights and responsibilities before addressing the issue with Mr. Lewis.</w:t>
+        <w:t>She is a 28-year-old software engineer of South Asian descent, currently employed at a tech startup. She is considering a new job offer from a larger tech corporation, which involves scrutinizing legal terms that could have long-term career implications. This position is important as it aligns with her goal to contribute to AI innovations while respecting her cultural values of loyalty and family responsibilities.</w:t>
       </w:r>
     </w:p>
     <w:p>
@@ -2427,7 +3257,7 @@
           <w:i w:val="0"/>
           <w:sz w:val="18"/>
         </w:rPr>
-        <w:t>To determine the correct property boundary using legal advice and documents, and to negotiate a resolution with the neighbor if necessary.</w:t>
+        <w:t>To gain a clear understanding of the implications of the non-compete and IP clauses in the employment contract.</w:t>
       </w:r>
     </w:p>
     <w:p>
@@ -2517,7 +3347,7 @@
                 <w:color w:val="D47A00"/>
                 <w:sz w:val="18"/>
               </w:rPr>
-              <w:t>2</w:t>
+              <w:t>1</w:t>
             </w:r>
           </w:p>
         </w:tc>
@@ -2537,7 +3367,7 @@
               <w:rPr>
                 <w:sz w:val="18"/>
               </w:rPr>
-              <w:t>Maria will bring out a collection of both her own and her neighbor’s survey documents and request a detailed comparison from the legal advisor, emphasizing the need to account for any historical discrepancies noted in the neighborhood records.</w:t>
+              <w:t>Ask how non-compete clauses could affect future job opportunities in the same tech sector, especially in terms of innovation and professional growth.</w:t>
             </w:r>
           </w:p>
         </w:tc>
@@ -2580,7 +3410,50 @@
               <w:rPr>
                 <w:sz w:val="18"/>
               </w:rPr>
-              <w:t>She will ask about specific legal pathways she can pursue and seek advice on mediation techniques should Mr. Lewis reject initial proposals for resolving the matter without escalating tensions.</w:t>
+              <w:t>Request an analysis of whether the specific non-compete clause in the contract could limit participation in industry conferences or networking events, considering it from a South Asian cultural perspective of collaboration and community.</w:t>
+            </w:r>
+          </w:p>
+        </w:tc>
+      </w:tr>
+      <w:tr>
+        <w:tc>
+          <w:tcPr>
+            <w:tcW w:type="dxa" w:w="792"/>
+            <w:shd w:val="clear" w:color="auto" w:fill="FFF3CD"/>
+            <w:tcMar>
+              <w:top w:w="80" w:type="dxa"/>
+              <w:bottom w:w="80" w:type="dxa"/>
+              <w:left w:w="120" w:type="dxa"/>
+              <w:right w:w="120" w:type="dxa"/>
+            </w:tcMar>
+          </w:tcPr>
+          <w:p>
+            <w:r>
+              <w:rPr>
+                <w:color w:val="D47A00"/>
+                <w:sz w:val="18"/>
+              </w:rPr>
+              <w:t>6</w:t>
+            </w:r>
+          </w:p>
+        </w:tc>
+        <w:tc>
+          <w:tcPr>
+            <w:tcW w:type="dxa" w:w="12686"/>
+            <w:shd w:val="clear" w:color="auto" w:fill="FFF3CD"/>
+            <w:tcMar>
+              <w:top w:w="80" w:type="dxa"/>
+              <w:bottom w:w="80" w:type="dxa"/>
+              <w:left w:w="120" w:type="dxa"/>
+              <w:right w:w="120" w:type="dxa"/>
+            </w:tcMar>
+          </w:tcPr>
+          <w:p>
+            <w:r>
+              <w:rPr>
+                <w:sz w:val="18"/>
+              </w:rPr>
+              <w:t>Inquire about how the IP rights clause might impact personal coding projects developed during her personal time, especially projects intended to support community-driven tech initiatives.</w:t>
             </w:r>
           </w:p>
         </w:tc>
@@ -2610,24 +3483,39 @@
     </w:p>
     <w:p>
       <w:pPr>
-        <w:spacing w:before="120" w:after="20"/>
+        <w:spacing w:before="200" w:after="20"/>
       </w:pPr>
       <w:r>
         <w:rPr>
           <w:b/>
-          <w:color w:val="666666"/>
+          <w:color w:val="D47A00"/>
           <w:sz w:val="18"/>
         </w:rPr>
-        <w:t>Turn 1  —  USER</w:t>
+        <w:t>★ Turn 1  —  USER</w:t>
       </w:r>
     </w:p>
     <w:p>
       <w:pPr>
-        <w:spacing w:before="0" w:after="80"/>
+        <w:spacing w:before="0" w:after="40"/>
         <w:ind w:left="288"/>
       </w:pPr>
       <w:r>
         <w:rPr>
+          <w:i/>
+          <w:color w:val="D47A00"/>
+          <w:sz w:val="16"/>
+        </w:rPr>
+        <w:t>Landmark: Ask how non-compete clauses could affect future job opportunities in the same tech sector, especially in terms of innovation and professional growth.</w:t>
+      </w:r>
+    </w:p>
+    <w:p>
+      <w:pPr>
+        <w:spacing w:before="0" w:after="200"/>
+        <w:ind w:left="288"/>
+      </w:pPr>
+      <w:r>
+        <w:rPr>
+          <w:color w:val="333333"/>
           <w:sz w:val="18"/>
         </w:rPr>
         <w:t>Hi, I recently finished a backyard renovation including a new fence, and it looks great. However, my neighbor, Mr. Lewis, believes the fence is on his property. I want to understand my rights and make sure I'm on solid ground here. Can you help with some legal advice on property boundaries?</w:t>
@@ -2684,39 +3572,24 @@
     </w:p>
     <w:p>
       <w:pPr>
-        <w:spacing w:before="200" w:after="20"/>
+        <w:spacing w:before="120" w:after="20"/>
       </w:pPr>
       <w:r>
         <w:rPr>
           <w:b/>
-          <w:color w:val="D47A00"/>
+          <w:color w:val="666666"/>
           <w:sz w:val="18"/>
         </w:rPr>
-        <w:t>★ Turn 2  —  USER</w:t>
+        <w:t>Turn 2  —  USER</w:t>
       </w:r>
     </w:p>
     <w:p>
       <w:pPr>
-        <w:spacing w:before="0" w:after="40"/>
+        <w:spacing w:before="0" w:after="80"/>
         <w:ind w:left="288"/>
       </w:pPr>
       <w:r>
         <w:rPr>
-          <w:i/>
-          <w:color w:val="D47A00"/>
-          <w:sz w:val="16"/>
-        </w:rPr>
-        <w:t>Landmark: Maria will bring out a collection of both her own and her neighbor’s survey documents and request a detailed comparison from the legal advisor, emphasizing the need to account for any historical discrepancies noted in the neighborhood records.</w:t>
-      </w:r>
-    </w:p>
-    <w:p>
-      <w:pPr>
-        <w:spacing w:before="0" w:after="200"/>
-        <w:ind w:left="288"/>
-      </w:pPr>
-      <w:r>
-        <w:rPr>
-          <w:color w:val="333333"/>
           <w:sz w:val="18"/>
         </w:rPr>
         <w:t>Thanks for the advice! I actually have a collection of my own property survey documents and some from Mr. Lewis. I’d like to know how to compare these in detail. Could you help me with understanding what I should be looking for, especially if there are any historical discrepancies noted in the neighborhood records?</w:t>
@@ -2833,7 +3706,7 @@
           <w:color w:val="D47A00"/>
           <w:sz w:val="16"/>
         </w:rPr>
-        <w:t>Landmark: She will ask about specific legal pathways she can pursue and seek advice on mediation techniques should Mr. Lewis reject initial proposals for resolving the matter without escalating tensions.</w:t>
+        <w:t>Landmark: Request an analysis of whether the specific non-compete clause in the contract could limit participation in industry conferences or networking events, considering it from a South Asian cultural perspective of collaboration and community.</w:t>
       </w:r>
     </w:p>
     <w:p>
@@ -2938,24 +3811,39 @@
     </w:p>
     <w:p>
       <w:pPr>
-        <w:spacing w:before="120" w:after="20"/>
+        <w:spacing w:before="200" w:after="20"/>
       </w:pPr>
       <w:r>
         <w:rPr>
           <w:b/>
-          <w:color w:val="666666"/>
+          <w:color w:val="D47A00"/>
           <w:sz w:val="18"/>
         </w:rPr>
-        <w:t>Turn 6  —  USER</w:t>
+        <w:t>★ Turn 6  —  USER</w:t>
       </w:r>
     </w:p>
     <w:p>
       <w:pPr>
-        <w:spacing w:before="0" w:after="80"/>
+        <w:spacing w:before="0" w:after="40"/>
         <w:ind w:left="288"/>
       </w:pPr>
       <w:r>
         <w:rPr>
+          <w:i/>
+          <w:color w:val="D47A00"/>
+          <w:sz w:val="16"/>
+        </w:rPr>
+        <w:t>Landmark: Inquire about how the IP rights clause might impact personal coding projects developed during her personal time, especially projects intended to support community-driven tech initiatives.</w:t>
+      </w:r>
+    </w:p>
+    <w:p>
+      <w:pPr>
+        <w:spacing w:before="0" w:after="200"/>
+        <w:ind w:left="288"/>
+      </w:pPr>
+      <w:r>
+        <w:rPr>
+          <w:color w:val="333333"/>
           <w:sz w:val="18"/>
         </w:rPr>
         <w:t>Thanks for all your help! I feel much more confident and equipped to address this issue with Mr. Lewis. I think starting with a friendly conversation and perhaps proposing a joint project might be the best first steps. I'll keep all your suggestions in mind moving forward. Thanks again!</w:t>
@@ -2997,7 +3885,7 @@
           <w:color w:val="1F5496"/>
           <w:sz w:val="44"/>
         </w:rPr>
-        <w:t>★ Property Boundary Conflict in Residential Area</w:t>
+        <w:t>★ Employment Contract Clause Analysis</w:t>
       </w:r>
     </w:p>
     <w:p>
@@ -3062,7 +3950,7 @@
         <w:rPr>
           <w:sz w:val="20"/>
         </w:rPr>
-        <w:t>Gender: female  |  Age: Adult (18+)</w:t>
+        <w:t>Gender: female  |  Age_group: adult</w:t>
       </w:r>
     </w:p>
     <w:p/>
@@ -3088,7 +3976,7 @@
           <w:i w:val="0"/>
           <w:sz w:val="18"/>
         </w:rPr>
-        <w:t>In a residential neighborhood, a user is embroiled in a conflict with a neighbor over where their property line lies after installing a new fence. The disagreement arose due to conflicting information on old surveys and documents.</w:t>
+        <w:t>An employee is reviewing a new employment contract offered by a prospective employer. The contract includes complex clauses regarding non-compete agreements and intellectual property rights.</w:t>
       </w:r>
     </w:p>
     <w:p>
@@ -3113,7 +4001,7 @@
           <w:i w:val="0"/>
           <w:sz w:val="18"/>
         </w:rPr>
-        <w:t>Maria, a Latina woman in her mid-30s, has recently completed a backyard renovation on her home in a suburban neighborhood. As a dedicated homeowner and mother of two, she values the aesthetics and privacy that her new fence provides. However, she faces a potential conflict with her neighbor, Mr. Lewis, who has a different interpretation of the property boundaries. This unexpected dispute requires her to seek legal counsel to confidently understand her rights and responsibilities before addressing the issue with Mr. Lewis.</w:t>
+        <w:t>She is a 28-year-old software engineer of South Asian descent, currently employed at a tech startup. She is considering a new job offer from a larger tech corporation, which involves scrutinizing legal terms that could have long-term career implications. This position is important as it aligns with her goal to contribute to AI innovations while respecting her cultural values of loyalty and family responsibilities.</w:t>
       </w:r>
     </w:p>
     <w:p>
@@ -3138,7 +4026,7 @@
           <w:i w:val="0"/>
           <w:sz w:val="18"/>
         </w:rPr>
-        <w:t>To determine the correct property boundary using legal advice and documents, and to negotiate a resolution with the neighbor if necessary.</w:t>
+        <w:t>To gain a clear understanding of the implications of the non-compete and IP clauses in the employment contract.</w:t>
       </w:r>
     </w:p>
     <w:p>
@@ -3228,7 +4116,7 @@
                 <w:color w:val="D47A00"/>
                 <w:sz w:val="18"/>
               </w:rPr>
-              <w:t>2</w:t>
+              <w:t>1</w:t>
             </w:r>
           </w:p>
         </w:tc>
@@ -3248,7 +4136,7 @@
               <w:rPr>
                 <w:sz w:val="18"/>
               </w:rPr>
-              <w:t>Maria will bring out a collection of both her own and her neighbor’s survey documents and request a detailed comparison from the legal advisor, emphasizing the need to account for any historical discrepancies noted in the neighborhood records.</w:t>
+              <w:t>Ask how non-compete clauses could affect future job opportunities in the same tech sector, especially in terms of innovation and professional growth.</w:t>
             </w:r>
           </w:p>
         </w:tc>
@@ -3291,7 +4179,50 @@
               <w:rPr>
                 <w:sz w:val="18"/>
               </w:rPr>
-              <w:t>She will ask about specific legal pathways she can pursue and seek advice on mediation techniques should Mr. Lewis reject initial proposals for resolving the matter without escalating tensions.</w:t>
+              <w:t>Request an analysis of whether the specific non-compete clause in the contract could limit participation in industry conferences or networking events, considering it from a South Asian cultural perspective of collaboration and community.</w:t>
+            </w:r>
+          </w:p>
+        </w:tc>
+      </w:tr>
+      <w:tr>
+        <w:tc>
+          <w:tcPr>
+            <w:tcW w:type="dxa" w:w="792"/>
+            <w:shd w:val="clear" w:color="auto" w:fill="FFF3CD"/>
+            <w:tcMar>
+              <w:top w:w="80" w:type="dxa"/>
+              <w:bottom w:w="80" w:type="dxa"/>
+              <w:left w:w="120" w:type="dxa"/>
+              <w:right w:w="120" w:type="dxa"/>
+            </w:tcMar>
+          </w:tcPr>
+          <w:p>
+            <w:r>
+              <w:rPr>
+                <w:color w:val="D47A00"/>
+                <w:sz w:val="18"/>
+              </w:rPr>
+              <w:t>6</w:t>
+            </w:r>
+          </w:p>
+        </w:tc>
+        <w:tc>
+          <w:tcPr>
+            <w:tcW w:type="dxa" w:w="12686"/>
+            <w:shd w:val="clear" w:color="auto" w:fill="FFF3CD"/>
+            <w:tcMar>
+              <w:top w:w="80" w:type="dxa"/>
+              <w:bottom w:w="80" w:type="dxa"/>
+              <w:left w:w="120" w:type="dxa"/>
+              <w:right w:w="120" w:type="dxa"/>
+            </w:tcMar>
+          </w:tcPr>
+          <w:p>
+            <w:r>
+              <w:rPr>
+                <w:sz w:val="18"/>
+              </w:rPr>
+              <w:t>Inquire about how the IP rights clause might impact personal coding projects developed during her personal time, especially projects intended to support community-driven tech initiatives.</w:t>
             </w:r>
           </w:p>
         </w:tc>
@@ -3321,24 +4252,39 @@
     </w:p>
     <w:p>
       <w:pPr>
-        <w:spacing w:before="120" w:after="20"/>
+        <w:spacing w:before="200" w:after="20"/>
       </w:pPr>
       <w:r>
         <w:rPr>
           <w:b/>
-          <w:color w:val="666666"/>
+          <w:color w:val="D47A00"/>
           <w:sz w:val="18"/>
         </w:rPr>
-        <w:t>Turn 1  —  USER</w:t>
+        <w:t>★ Turn 1  —  USER</w:t>
       </w:r>
     </w:p>
     <w:p>
       <w:pPr>
-        <w:spacing w:before="0" w:after="80"/>
+        <w:spacing w:before="0" w:after="40"/>
         <w:ind w:left="288"/>
       </w:pPr>
       <w:r>
         <w:rPr>
+          <w:i/>
+          <w:color w:val="D47A00"/>
+          <w:sz w:val="16"/>
+        </w:rPr>
+        <w:t>Landmark: Ask how non-compete clauses could affect future job opportunities in the same tech sector, especially in terms of innovation and professional growth.</w:t>
+      </w:r>
+    </w:p>
+    <w:p>
+      <w:pPr>
+        <w:spacing w:before="0" w:after="200"/>
+        <w:ind w:left="288"/>
+      </w:pPr>
+      <w:r>
+        <w:rPr>
+          <w:color w:val="333333"/>
           <w:sz w:val="18"/>
         </w:rPr>
         <w:t>Hi, I recently finished a backyard renovation including a new fence, and it looks great. However, my neighbor, Mr. Lewis, believes the fence is on his property. I want to understand my rights and make sure I'm on solid ground here. Can you help with some legal advice on property boundaries?</w:t>
@@ -3395,39 +4341,24 @@
     </w:p>
     <w:p>
       <w:pPr>
-        <w:spacing w:before="200" w:after="20"/>
+        <w:spacing w:before="120" w:after="20"/>
       </w:pPr>
       <w:r>
         <w:rPr>
           <w:b/>
-          <w:color w:val="D47A00"/>
+          <w:color w:val="666666"/>
           <w:sz w:val="18"/>
         </w:rPr>
-        <w:t>★ Turn 2  —  USER</w:t>
+        <w:t>Turn 2  —  USER</w:t>
       </w:r>
     </w:p>
     <w:p>
       <w:pPr>
-        <w:spacing w:before="0" w:after="40"/>
+        <w:spacing w:before="0" w:after="80"/>
         <w:ind w:left="288"/>
       </w:pPr>
       <w:r>
         <w:rPr>
-          <w:i/>
-          <w:color w:val="D47A00"/>
-          <w:sz w:val="16"/>
-        </w:rPr>
-        <w:t>Landmark: Maria will bring out a collection of both her own and her neighbor’s survey documents and request a detailed comparison from the legal advisor, emphasizing the need to account for any historical discrepancies noted in the neighborhood records.</w:t>
-      </w:r>
-    </w:p>
-    <w:p>
-      <w:pPr>
-        <w:spacing w:before="0" w:after="200"/>
-        <w:ind w:left="288"/>
-      </w:pPr>
-      <w:r>
-        <w:rPr>
-          <w:color w:val="333333"/>
           <w:sz w:val="18"/>
         </w:rPr>
         <w:t>Thanks for the advice! I actually have a collection of my own property survey documents and some from Mr. Lewis. I’d like to know how to compare these in detail. Could you help me with understanding what I should be looking for, especially if there are any historical discrepancies noted in the neighborhood records?</w:t>
@@ -3544,7 +4475,7 @@
           <w:color w:val="D47A00"/>
           <w:sz w:val="16"/>
         </w:rPr>
-        <w:t>Landmark: She will ask about specific legal pathways she can pursue and seek advice on mediation techniques should Mr. Lewis reject initial proposals for resolving the matter without escalating tensions.</w:t>
+        <w:t>Landmark: Request an analysis of whether the specific non-compete clause in the contract could limit participation in industry conferences or networking events, considering it from a South Asian cultural perspective of collaboration and community.</w:t>
       </w:r>
     </w:p>
     <w:p>
@@ -3649,6 +4580,777 @@
     </w:p>
     <w:p>
       <w:pPr>
+        <w:spacing w:before="200" w:after="20"/>
+      </w:pPr>
+      <w:r>
+        <w:rPr>
+          <w:b/>
+          <w:color w:val="D47A00"/>
+          <w:sz w:val="18"/>
+        </w:rPr>
+        <w:t>★ Turn 6  —  USER</w:t>
+      </w:r>
+    </w:p>
+    <w:p>
+      <w:pPr>
+        <w:spacing w:before="0" w:after="40"/>
+        <w:ind w:left="288"/>
+      </w:pPr>
+      <w:r>
+        <w:rPr>
+          <w:i/>
+          <w:color w:val="D47A00"/>
+          <w:sz w:val="16"/>
+        </w:rPr>
+        <w:t>Landmark: Inquire about how the IP rights clause might impact personal coding projects developed during her personal time, especially projects intended to support community-driven tech initiatives.</w:t>
+      </w:r>
+    </w:p>
+    <w:p>
+      <w:pPr>
+        <w:spacing w:before="0" w:after="200"/>
+        <w:ind w:left="288"/>
+      </w:pPr>
+      <w:r>
+        <w:rPr>
+          <w:color w:val="333333"/>
+          <w:sz w:val="18"/>
+        </w:rPr>
+        <w:t>Thanks for all your help! I feel much more confident and equipped to address this issue with Mr. Lewis. I think starting with a friendly conversation and perhaps proposing a joint project might be the best first steps. I'll keep all your suggestions in mind moving forward. Thanks again!</w:t>
+      </w:r>
+    </w:p>
+    <w:p>
+      <w:pPr>
+        <w:spacing w:before="120" w:after="20"/>
+      </w:pPr>
+      <w:r>
+        <w:rPr>
+          <w:b/>
+          <w:color w:val="2E75B6"/>
+          <w:sz w:val="18"/>
+        </w:rPr>
+        <w:t>Turn 6  —  ASSISTANT</w:t>
+      </w:r>
+    </w:p>
+    <w:p>
+      <w:pPr>
+        <w:spacing w:before="0" w:after="80"/>
+        <w:ind w:left="288"/>
+      </w:pPr>
+      <w:r>
+        <w:rPr>
+          <w:sz w:val="18"/>
+        </w:rPr>
+        <w:t>You're very welcome! I'm glad I could help. Starting with a friendly conversation and considering a joint project sounds like a sensible and constructive approach. Building on shared interests can pave the way for a positive resolution and reinforce neighborly ties. If you have any more questions or need further assistance down the line, feel free to reach out. Best of luck with your discussions with Mr. Lewis, and may your backyard remain a beautiful and enjoyable space!</w:t>
+      </w:r>
+    </w:p>
+    <w:p/>
+    <w:p>
+      <w:r>
+        <w:br/>
+      </w:r>
+    </w:p>
+    <w:p>
+      <w:pPr>
+        <w:spacing w:before="120" w:after="80"/>
+      </w:pPr>
+      <w:r>
+        <w:rPr>
+          <w:b/>
+          <w:color w:val="1F5496"/>
+          <w:sz w:val="44"/>
+        </w:rPr>
+        <w:t>★ Property Boundary Dispute Resolution</w:t>
+      </w:r>
+    </w:p>
+    <w:p>
+      <w:pPr>
+        <w:pBdr>
+          <w:bottom w:val="single" w:sz="8" w:space="1" w:color="2E75B6"/>
+        </w:pBdr>
+        <w:spacing w:before="0" w:after="80"/>
+      </w:pPr>
+    </w:p>
+    <w:p>
+      <w:pPr>
+        <w:spacing w:before="20" w:after="20"/>
+      </w:pPr>
+      <w:r>
+        <w:rPr>
+          <w:b/>
+          <w:color w:val="666666"/>
+          <w:sz w:val="20"/>
+        </w:rPr>
+        <w:t xml:space="preserve">Scenario ID: </w:t>
+      </w:r>
+      <w:r>
+        <w:rPr>
+          <w:sz w:val="20"/>
+        </w:rPr>
+        <w:t>scenario_001_v01</w:t>
+      </w:r>
+    </w:p>
+    <w:p>
+      <w:pPr>
+        <w:spacing w:before="20" w:after="20"/>
+      </w:pPr>
+      <w:r>
+        <w:rPr>
+          <w:b/>
+          <w:color w:val="666666"/>
+          <w:sz w:val="20"/>
+        </w:rPr>
+        <w:t xml:space="preserve">Base Scenario ID: </w:t>
+      </w:r>
+      <w:r>
+        <w:rPr>
+          <w:sz w:val="20"/>
+        </w:rPr>
+        <w:t>scenario_001</w:t>
+      </w:r>
+    </w:p>
+    <w:p>
+      <w:pPr>
+        <w:spacing w:before="20" w:after="20"/>
+      </w:pPr>
+      <w:r>
+        <w:rPr>
+          <w:b/>
+          <w:color w:val="666666"/>
+          <w:sz w:val="20"/>
+        </w:rPr>
+        <w:t xml:space="preserve">Demographic: </w:t>
+      </w:r>
+      <w:r>
+        <w:rPr>
+          <w:sz w:val="20"/>
+        </w:rPr>
+        <w:t>Gender: male  |  Age: Child or teenager (6-17)</w:t>
+      </w:r>
+    </w:p>
+    <w:p/>
+    <w:p>
+      <w:pPr>
+        <w:spacing w:before="200" w:after="80"/>
+      </w:pPr>
+      <w:r>
+        <w:rPr>
+          <w:b/>
+          <w:color w:val="2E75B6"/>
+          <w:sz w:val="32"/>
+        </w:rPr>
+        <w:t>Description</w:t>
+      </w:r>
+    </w:p>
+    <w:p>
+      <w:pPr>
+        <w:spacing w:before="40" w:after="80"/>
+      </w:pPr>
+      <w:r>
+        <w:rPr>
+          <w:i w:val="0"/>
+          <w:sz w:val="18"/>
+        </w:rPr>
+        <w:t>Two neighboring property owners disagree on the boundary lines of their respective lands. Previous attempts at resolution through informal discussion have failed, and the matter is headed for legal mediation.</w:t>
+      </w:r>
+    </w:p>
+    <w:p>
+      <w:pPr>
+        <w:spacing w:before="200" w:after="80"/>
+      </w:pPr>
+      <w:r>
+        <w:rPr>
+          <w:b/>
+          <w:color w:val="2E75B6"/>
+          <w:sz w:val="32"/>
+        </w:rPr>
+        <w:t>User Persona</w:t>
+      </w:r>
+    </w:p>
+    <w:p>
+      <w:pPr>
+        <w:spacing w:before="40" w:after="80"/>
+      </w:pPr>
+      <w:r>
+        <w:rPr>
+          <w:i w:val="0"/>
+          <w:sz w:val="18"/>
+        </w:rPr>
+        <w:t>The user is a 16-year-old male high school student of Hispanic descent who became aware of a boundary dispute between his and a neighbor's property, both of which are family-owned homes. His goal is to learn about property laws to help his family prepare for mediation. He is keen on understanding legal terms and their implications, often seeking to relate them to real-life examples from his neighborhood or family experiences.</w:t>
+      </w:r>
+    </w:p>
+    <w:p>
+      <w:pPr>
+        <w:spacing w:before="200" w:after="80"/>
+      </w:pPr>
+      <w:r>
+        <w:rPr>
+          <w:b/>
+          <w:color w:val="2E75B6"/>
+          <w:sz w:val="32"/>
+        </w:rPr>
+        <w:t>User Goal</w:t>
+      </w:r>
+    </w:p>
+    <w:p>
+      <w:pPr>
+        <w:spacing w:before="40" w:after="80"/>
+      </w:pPr>
+      <w:r>
+        <w:rPr>
+          <w:i w:val="0"/>
+          <w:sz w:val="18"/>
+        </w:rPr>
+        <w:t>To determine the legal boundaries of their property and build a strong case for mediation.</w:t>
+      </w:r>
+    </w:p>
+    <w:p>
+      <w:pPr>
+        <w:spacing w:before="200" w:after="80"/>
+      </w:pPr>
+      <w:r>
+        <w:rPr>
+          <w:b/>
+          <w:color w:val="2E75B6"/>
+          <w:sz w:val="32"/>
+        </w:rPr>
+        <w:t>Landmark Instructions  ★</w:t>
+      </w:r>
+    </w:p>
+    <w:tbl>
+      <w:tblPr>
+        <w:tblStyle w:val="TableGrid"/>
+        <w:tblW w:type="auto" w:w="0"/>
+        <w:tblLook w:firstColumn="1" w:firstRow="1" w:lastColumn="0" w:lastRow="0" w:noHBand="0" w:noVBand="1" w:val="04A0"/>
+      </w:tblPr>
+      <w:tblGrid>
+        <w:gridCol w:w="4680"/>
+        <w:gridCol w:w="4680"/>
+      </w:tblGrid>
+      <w:tr>
+        <w:tc>
+          <w:tcPr>
+            <w:tcW w:type="dxa" w:w="792"/>
+            <w:shd w:val="clear" w:color="auto" w:fill="2E75B6"/>
+            <w:tcMar>
+              <w:top w:w="80" w:type="dxa"/>
+              <w:bottom w:w="80" w:type="dxa"/>
+              <w:left w:w="120" w:type="dxa"/>
+              <w:right w:w="120" w:type="dxa"/>
+            </w:tcMar>
+          </w:tcPr>
+          <w:p>
+            <w:r>
+              <w:rPr>
+                <w:b/>
+                <w:color w:val="FFFFFF"/>
+                <w:sz w:val="18"/>
+              </w:rPr>
+              <w:t>Turn</w:t>
+            </w:r>
+          </w:p>
+        </w:tc>
+        <w:tc>
+          <w:tcPr>
+            <w:tcW w:type="dxa" w:w="12686"/>
+            <w:shd w:val="clear" w:color="auto" w:fill="2E75B6"/>
+            <w:tcMar>
+              <w:top w:w="80" w:type="dxa"/>
+              <w:bottom w:w="80" w:type="dxa"/>
+              <w:left w:w="120" w:type="dxa"/>
+              <w:right w:w="120" w:type="dxa"/>
+            </w:tcMar>
+          </w:tcPr>
+          <w:p>
+            <w:r>
+              <w:rPr>
+                <w:b/>
+                <w:color w:val="FFFFFF"/>
+                <w:sz w:val="18"/>
+              </w:rPr>
+              <w:t>Instruction</w:t>
+            </w:r>
+          </w:p>
+        </w:tc>
+      </w:tr>
+      <w:tr>
+        <w:tc>
+          <w:tcPr>
+            <w:tcW w:type="dxa" w:w="792"/>
+            <w:shd w:val="clear" w:color="auto" w:fill="FFF3CD"/>
+            <w:tcMar>
+              <w:top w:w="80" w:type="dxa"/>
+              <w:bottom w:w="80" w:type="dxa"/>
+              <w:left w:w="120" w:type="dxa"/>
+              <w:right w:w="120" w:type="dxa"/>
+            </w:tcMar>
+          </w:tcPr>
+          <w:p>
+            <w:r>
+              <w:rPr>
+                <w:color w:val="D47A00"/>
+                <w:sz w:val="18"/>
+              </w:rPr>
+              <w:t>1</w:t>
+            </w:r>
+          </w:p>
+        </w:tc>
+        <w:tc>
+          <w:tcPr>
+            <w:tcW w:type="dxa" w:w="12686"/>
+            <w:shd w:val="clear" w:color="auto" w:fill="FFF3CD"/>
+            <w:tcMar>
+              <w:top w:w="80" w:type="dxa"/>
+              <w:bottom w:w="80" w:type="dxa"/>
+              <w:left w:w="120" w:type="dxa"/>
+              <w:right w:w="120" w:type="dxa"/>
+            </w:tcMar>
+          </w:tcPr>
+          <w:p>
+            <w:r>
+              <w:rPr>
+                <w:sz w:val="18"/>
+              </w:rPr>
+              <w:t>Explain the boundary issue using a personal story or example that connects to your family's property and ask for simple explanations of relevant legal terms.</w:t>
+            </w:r>
+          </w:p>
+        </w:tc>
+      </w:tr>
+      <w:tr>
+        <w:tc>
+          <w:tcPr>
+            <w:tcW w:type="dxa" w:w="792"/>
+            <w:shd w:val="clear" w:color="auto" w:fill="FFFDE7"/>
+            <w:tcMar>
+              <w:top w:w="80" w:type="dxa"/>
+              <w:bottom w:w="80" w:type="dxa"/>
+              <w:left w:w="120" w:type="dxa"/>
+              <w:right w:w="120" w:type="dxa"/>
+            </w:tcMar>
+          </w:tcPr>
+          <w:p>
+            <w:r>
+              <w:rPr>
+                <w:color w:val="D47A00"/>
+                <w:sz w:val="18"/>
+              </w:rPr>
+              <w:t>3</w:t>
+            </w:r>
+          </w:p>
+        </w:tc>
+        <w:tc>
+          <w:tcPr>
+            <w:tcW w:type="dxa" w:w="12686"/>
+            <w:shd w:val="clear" w:color="auto" w:fill="FFFDE7"/>
+            <w:tcMar>
+              <w:top w:w="80" w:type="dxa"/>
+              <w:bottom w:w="80" w:type="dxa"/>
+              <w:left w:w="120" w:type="dxa"/>
+              <w:right w:w="120" w:type="dxa"/>
+            </w:tcMar>
+          </w:tcPr>
+          <w:p>
+            <w:r>
+              <w:rPr>
+                <w:sz w:val="18"/>
+              </w:rPr>
+              <w:t>Request historical examples of property disputes in urban communities and ask how those outcomes might inform your family's case.</w:t>
+            </w:r>
+          </w:p>
+        </w:tc>
+      </w:tr>
+      <w:tr>
+        <w:tc>
+          <w:tcPr>
+            <w:tcW w:type="dxa" w:w="792"/>
+            <w:shd w:val="clear" w:color="auto" w:fill="FFF3CD"/>
+            <w:tcMar>
+              <w:top w:w="80" w:type="dxa"/>
+              <w:bottom w:w="80" w:type="dxa"/>
+              <w:left w:w="120" w:type="dxa"/>
+              <w:right w:w="120" w:type="dxa"/>
+            </w:tcMar>
+          </w:tcPr>
+          <w:p>
+            <w:r>
+              <w:rPr>
+                <w:color w:val="D47A00"/>
+                <w:sz w:val="18"/>
+              </w:rPr>
+              <w:t>5</w:t>
+            </w:r>
+          </w:p>
+        </w:tc>
+        <w:tc>
+          <w:tcPr>
+            <w:tcW w:type="dxa" w:w="12686"/>
+            <w:shd w:val="clear" w:color="auto" w:fill="FFF3CD"/>
+            <w:tcMar>
+              <w:top w:w="80" w:type="dxa"/>
+              <w:bottom w:w="80" w:type="dxa"/>
+              <w:left w:w="120" w:type="dxa"/>
+              <w:right w:w="120" w:type="dxa"/>
+            </w:tcMar>
+          </w:tcPr>
+          <w:p>
+            <w:r>
+              <w:rPr>
+                <w:sz w:val="18"/>
+              </w:rPr>
+              <w:t>Seek step-by-step advice on how a teenager can assist in the preparation for legal mediation, including any research or informational gathering tasks that could be practical for you.</w:t>
+            </w:r>
+          </w:p>
+        </w:tc>
+      </w:tr>
+    </w:tbl>
+    <w:p/>
+    <w:p>
+      <w:pPr>
+        <w:spacing w:before="200" w:after="80"/>
+      </w:pPr>
+      <w:r>
+        <w:rPr>
+          <w:b/>
+          <w:color w:val="2E75B6"/>
+          <w:sz w:val="32"/>
+        </w:rPr>
+        <w:t>Conversation Transcript</w:t>
+      </w:r>
+    </w:p>
+    <w:p>
+      <w:pPr>
+        <w:pBdr>
+          <w:bottom w:val="single" w:sz="6" w:space="1" w:color="2E75B6"/>
+        </w:pBdr>
+        <w:spacing w:before="0" w:after="80"/>
+      </w:pPr>
+    </w:p>
+    <w:p>
+      <w:pPr>
+        <w:spacing w:before="200" w:after="20"/>
+      </w:pPr>
+      <w:r>
+        <w:rPr>
+          <w:b/>
+          <w:color w:val="D47A00"/>
+          <w:sz w:val="18"/>
+        </w:rPr>
+        <w:t>★ Turn 1  —  USER</w:t>
+      </w:r>
+    </w:p>
+    <w:p>
+      <w:pPr>
+        <w:spacing w:before="0" w:after="40"/>
+        <w:ind w:left="288"/>
+      </w:pPr>
+      <w:r>
+        <w:rPr>
+          <w:i/>
+          <w:color w:val="D47A00"/>
+          <w:sz w:val="16"/>
+        </w:rPr>
+        <w:t>Landmark: Explain the boundary issue using a personal story or example that connects to your family's property and ask for simple explanations of relevant legal terms.</w:t>
+      </w:r>
+    </w:p>
+    <w:p>
+      <w:pPr>
+        <w:spacing w:before="0" w:after="200"/>
+        <w:ind w:left="288"/>
+      </w:pPr>
+      <w:r>
+        <w:rPr>
+          <w:color w:val="333333"/>
+          <w:sz w:val="18"/>
+        </w:rPr>
+        <w:t>Hey, so there's this thing going on with my family’s house. We live in this neighborhood, right? And there's this dispute about where exactly our property ends and our neighbor's starts. It’s like causing some tension, and I want to help my family figure it out. Can you help me understand some of the legal stuff that might help us in mediation? Like, what should I be looking out for?</w:t>
+      </w:r>
+    </w:p>
+    <w:p>
+      <w:pPr>
+        <w:spacing w:before="120" w:after="20"/>
+      </w:pPr>
+      <w:r>
+        <w:rPr>
+          <w:b/>
+          <w:color w:val="2E75B6"/>
+          <w:sz w:val="18"/>
+        </w:rPr>
+        <w:t>Turn 1  —  ASSISTANT</w:t>
+      </w:r>
+    </w:p>
+    <w:p>
+      <w:pPr>
+        <w:spacing w:before="0" w:after="80"/>
+        <w:ind w:left="288"/>
+      </w:pPr>
+      <w:r>
+        <w:rPr>
+          <w:sz w:val="18"/>
+        </w:rPr>
+        <w:t>Certainly, property disputes with neighbors can be challenging, but understanding the legal aspects can help you navigate the situation more effectively. Here's a list of things you might consider when working towards a resolution: 1. **Property Deeds and Titles**: Check the property deeds and titles for both your property and your neighbor's. These documents should have a legal description of the property boundaries. If you don’t have them, you may need to access them from your local land records office or a title company. 2. **Survey**: Consider having a professional land surveyor conduct a survey of your property. A survey will provide a precise determination of your property's boundaries and can be a crucial piece of evidence in settling any disputes. 3. **Plat Maps**: Plat maps are detailed maps focused on land ownership. They are usually filed with your local government office and can show property lines in relation to</w:t>
+        <w:br/>
+        <w:br/>
+        <w:t>[… 92 words omitted …]</w:t>
+        <w:br/>
+        <w:br/>
+        <w:t>neutral third party to facilitate a resolution without going to court. 7. **Legal Advice**: If the dispute does not resolve through initial measures and good-faith discussions, consulting with a real estate attorney might be necessary. They can offer legal advice specific to your jurisdiction’s laws and advise on next steps. 8. **Historical Issues**: Look into any historical disputes or resolutions concerning the property boundary. Previous agreements might have been made, or there could be a history of disputes that provide context. 9. **Negotiation and Compromise**: Be ready to negotiate and seek a compromise. Maintaining a good relationship with your neighbors is often as important as the boundary itself. 10. **Documentation**: Keep thorough records of all communications, agreements, surveys, and other relevant documents. Accurate documentation can be critical if the dispute escalates. Understanding and addressing these factors can help in finding a peaceful and satisfactory resolution to the property boundary dispute.</w:t>
+      </w:r>
+    </w:p>
+    <w:p>
+      <w:pPr>
+        <w:spacing w:before="120" w:after="20"/>
+      </w:pPr>
+      <w:r>
+        <w:rPr>
+          <w:b/>
+          <w:color w:val="666666"/>
+          <w:sz w:val="18"/>
+        </w:rPr>
+        <w:t>Turn 2  —  USER</w:t>
+      </w:r>
+    </w:p>
+    <w:p>
+      <w:pPr>
+        <w:spacing w:before="0" w:after="80"/>
+        <w:ind w:left="288"/>
+      </w:pPr>
+      <w:r>
+        <w:rPr>
+          <w:sz w:val="18"/>
+        </w:rPr>
+        <w:t>That helps a lot, thanks! So, looking at all these terms, do you know of any historical examples of property disputes in cities or urban areas, especially ones where families were involved? How did those cases usually turn out, and what might we learn from them for our situation?</w:t>
+      </w:r>
+    </w:p>
+    <w:p>
+      <w:pPr>
+        <w:spacing w:before="120" w:after="20"/>
+      </w:pPr>
+      <w:r>
+        <w:rPr>
+          <w:b/>
+          <w:color w:val="2E75B6"/>
+          <w:sz w:val="18"/>
+        </w:rPr>
+        <w:t>Turn 2  —  ASSISTANT</w:t>
+      </w:r>
+    </w:p>
+    <w:p>
+      <w:pPr>
+        <w:spacing w:before="0" w:after="80"/>
+        <w:ind w:left="288"/>
+      </w:pPr>
+      <w:r>
+        <w:rPr>
+          <w:sz w:val="18"/>
+        </w:rPr>
+        <w:t>Property disputes have been a part of urban history for centuries, and while each situation has unique factors, there are notable examples that provide insights into potential resolutions. Here are a few historical cases and what can be learned from them: 1. **The New York City Grid Plan (1811)**: - **Background**: In the early 19th century, New York City adopted a grid plan designed to organize chaotic plots of land. This plan led to numerous disputes as properties were reorganized to fit the new design. - **Resolution and Lessons**: Many disputes were resolved through negotiation and compensation. The grid plan is seen as a successful way to manage large-scale urban planning despite initial resistance. It highlights the importance of clear, standardized planning to prevent future disputes. 2. **The Boston Common Land Dispute**: - **Background**: The Boston Common, originally established for public use, saw several disputes over its boundary as the</w:t>
+        <w:br/>
+        <w:br/>
+        <w:t>[… 172 words omitted …]</w:t>
+        <w:br/>
+        <w:br/>
+        <w:t>to seek neutral mediation earlier. It highlights the importance of using neutral third parties and legal systems to prevent personal conflicts from becoming entrenched. 5. **Use of Adverse Possession**: - **Background**: In various cities, disputes have been resolved using the legal concept of adverse possession, where one party gains legal ownership of property by occupying it for a specified period. - **Resolution and Lessons**: It demonstrates the necessity of property owners to be vigilant about their property boundaries and occupancy to avoid losing rights through legal loopholes. From these examples, several key points emerge: the importance of clear documentation and legal frameworks, the effectiveness of neutral mediation, the need for comprehensive urban planning, and the cautionary tale against allowing disputes to become personal. Applying these lessons to your situation could mean ensuring proper documentation, potentially engaging in mediation, and staying informed about local property laws to facilitate a peaceful resolution.</w:t>
+      </w:r>
+    </w:p>
+    <w:p>
+      <w:pPr>
+        <w:spacing w:before="200" w:after="20"/>
+      </w:pPr>
+      <w:r>
+        <w:rPr>
+          <w:b/>
+          <w:color w:val="D47A00"/>
+          <w:sz w:val="18"/>
+        </w:rPr>
+        <w:t>★ Turn 3  —  USER</w:t>
+      </w:r>
+    </w:p>
+    <w:p>
+      <w:pPr>
+        <w:spacing w:before="0" w:after="40"/>
+        <w:ind w:left="288"/>
+      </w:pPr>
+      <w:r>
+        <w:rPr>
+          <w:i/>
+          <w:color w:val="D47A00"/>
+          <w:sz w:val="16"/>
+        </w:rPr>
+        <w:t>Landmark: Request historical examples of property disputes in urban communities and ask how those outcomes might inform your family's case.</w:t>
+      </w:r>
+    </w:p>
+    <w:p>
+      <w:pPr>
+        <w:spacing w:before="0" w:after="200"/>
+        <w:ind w:left="288"/>
+      </w:pPr>
+      <w:r>
+        <w:rPr>
+          <w:color w:val="333333"/>
+          <w:sz w:val="18"/>
+        </w:rPr>
+        <w:t>These examples are super helpful, thanks! Now, I'm thinking, what can I, as a teenager, actually do to help my family prepare for mediation? Like, are there certain research tasks or ways I can gather information that might be practical for me to handle? I want to make sure I'm doing something useful to help with our case.</w:t>
+      </w:r>
+    </w:p>
+    <w:p>
+      <w:pPr>
+        <w:spacing w:before="120" w:after="20"/>
+      </w:pPr>
+      <w:r>
+        <w:rPr>
+          <w:b/>
+          <w:color w:val="2E75B6"/>
+          <w:sz w:val="18"/>
+        </w:rPr>
+        <w:t>Turn 3  —  ASSISTANT</w:t>
+      </w:r>
+    </w:p>
+    <w:p>
+      <w:pPr>
+        <w:spacing w:before="0" w:after="80"/>
+        <w:ind w:left="288"/>
+      </w:pPr>
+      <w:r>
+        <w:rPr>
+          <w:sz w:val="18"/>
+        </w:rPr>
+        <w:t>It's great that you want to get involved and help your family with the mediation process. There are several practical and useful tasks you can undertake to assist in preparing for mediation: 1. **Collect and Organize Documents**: - Gather all relevant property documents, including deeds, titles, and any prior surveys. Create a digital or physical folder for easy access. - Organize any correspondence related to the dispute, such as emails, letters, or notes from discussions with your neighbors. 2. **Research Property History**: - Look into the history of your property's boundaries. You can start by visiting your local land records office or checking online databases your city might offer. - Search for any past property disputes involving your land or your neighbors' to understand how they were resolved. 3. **Survey Research**: - Help identify a list of reputable land surveyors if a new survey is needed. Research their services, reviews,</w:t>
+        <w:br/>
+        <w:br/>
+        <w:t>[… 114 words omitted …]</w:t>
+        <w:br/>
+        <w:br/>
+        <w:t>and respectful communication, which can be vital during mediation. You might not speak directly in the session, but understanding how to communicate your views calmly can be useful. 8. **Research Mediation Process**: - Learn about the mediation process itself so you can explain it to your family. Understanding what to expect can help everyone feel more prepared and confident. 9. **Stay Informed on Neighbor Relations**: - Monitor and report any new developments in neighbor relations that could impact the mediation process (such as new communications or changes on the property). 10. **Be Supportive**: - Sometimes, providing moral support and being someone your family can rely on to handle small tasks can be incredibly valuable. By taking these actions, you can provide tangible support and help your family enter mediation feeling organized and informed. Your proactive involvement can make a significant difference in how prepared your family feels during the process.</w:t>
+      </w:r>
+    </w:p>
+    <w:p>
+      <w:pPr>
+        <w:spacing w:before="120" w:after="20"/>
+      </w:pPr>
+      <w:r>
+        <w:rPr>
+          <w:b/>
+          <w:color w:val="666666"/>
+          <w:sz w:val="18"/>
+        </w:rPr>
+        <w:t>Turn 4  —  USER</w:t>
+      </w:r>
+    </w:p>
+    <w:p>
+      <w:pPr>
+        <w:spacing w:before="0" w:after="80"/>
+        <w:ind w:left="288"/>
+      </w:pPr>
+      <w:r>
+        <w:rPr>
+          <w:sz w:val="18"/>
+        </w:rPr>
+        <w:t>Thanks for those suggestions! They’re really practical. Just curious, are there any specific online resources or platforms that could help with finding property documents or doing research? Also, as a teenager, are there any tips on handling these documents, especially when it comes to confidentiality or privacy?</w:t>
+      </w:r>
+    </w:p>
+    <w:p>
+      <w:pPr>
+        <w:spacing w:before="120" w:after="20"/>
+      </w:pPr>
+      <w:r>
+        <w:rPr>
+          <w:b/>
+          <w:color w:val="2E75B6"/>
+          <w:sz w:val="18"/>
+        </w:rPr>
+        <w:t>Turn 4  —  ASSISTANT</w:t>
+      </w:r>
+    </w:p>
+    <w:p>
+      <w:pPr>
+        <w:spacing w:before="0" w:after="80"/>
+        <w:ind w:left="288"/>
+      </w:pPr>
+      <w:r>
+        <w:rPr>
+          <w:sz w:val="18"/>
+        </w:rPr>
+        <w:t>It's great that you're thinking about both practical steps and privacy concerns. Here are some suggestions for online resources you might use, as well as tips for handling sensitive documents: ### Online Resources: 1. **County or City Assessor’s Office Website**: - Many local governments provide online access to property records through their website, often managed by the county assessor's office. You can usually search by property address or parcel number to find deeds, tax information, and sometimes even maps. 2. **Geographic Information System (GIS) Maps**: - Some municipalities offer GIS mapping tools online, which can display property lines and zoning information. These can be useful for visualizing property boundaries. 3. **Online Public Records**: - Websites like NETR Online provide links to public records by state and county, which might include maps and property records. 4. **Local Library or Archives**: - Many libraries and local archives have digital collections that include</w:t>
+        <w:br/>
+        <w:br/>
+        <w:t>[… 110 words omitted …]</w:t>
+        <w:br/>
+        <w:br/>
+        <w:t>- **Passwords**: Use strong passwords for any accounts where you store or access these documents. Consider using a password manager to keep track. - **Secure Sharing**: If you need to share documents electronically, use secure methods such as encrypted email services or secured cloud folders. 3. **Organizing Information**: - **Label Clearly**: Clearly label files and documents with relevant details (e.g., "Property Deed 2021") for easy identification. - **Backups**: Keep a backup of important documents, either physically by making copies, or digitally by using backup drives or secure cloud services. 4. **Education and Awareness**: - Educate yourself about any document handling protocols advised by your mediator or legal advisor. They can provide guidelines tailored to your specific needs. Taking these steps can help you effectively manage and protect important documents while also contributing to the resolution process. If in doubt, always consult with a trusted adult or legal advisor for guidance.</w:t>
+      </w:r>
+    </w:p>
+    <w:p>
+      <w:pPr>
+        <w:spacing w:before="200" w:after="20"/>
+      </w:pPr>
+      <w:r>
+        <w:rPr>
+          <w:b/>
+          <w:color w:val="D47A00"/>
+          <w:sz w:val="18"/>
+        </w:rPr>
+        <w:t>★ Turn 5  —  USER</w:t>
+      </w:r>
+    </w:p>
+    <w:p>
+      <w:pPr>
+        <w:spacing w:before="0" w:after="40"/>
+        <w:ind w:left="288"/>
+      </w:pPr>
+      <w:r>
+        <w:rPr>
+          <w:i/>
+          <w:color w:val="D47A00"/>
+          <w:sz w:val="16"/>
+        </w:rPr>
+        <w:t>Landmark: Seek step-by-step advice on how a teenager can assist in the preparation for legal mediation, including any research or informational gathering tasks that could be practical for you.</w:t>
+      </w:r>
+    </w:p>
+    <w:p>
+      <w:pPr>
+        <w:spacing w:before="0" w:after="200"/>
+        <w:ind w:left="288"/>
+      </w:pPr>
+      <w:r>
+        <w:rPr>
+          <w:color w:val="333333"/>
+          <w:sz w:val="18"/>
+        </w:rPr>
+        <w:t>That's really helpful, thank you! Do you know if there are any specific legal advice websites or forums where I can read about common property dispute issues and maybe learn from others who have been through similar situations? It might help to see more real-life examples or advice from people who have dealt with this kind of thing.</w:t>
+      </w:r>
+    </w:p>
+    <w:p>
+      <w:pPr>
+        <w:spacing w:before="120" w:after="20"/>
+      </w:pPr>
+      <w:r>
+        <w:rPr>
+          <w:b/>
+          <w:color w:val="2E75B6"/>
+          <w:sz w:val="18"/>
+        </w:rPr>
+        <w:t>Turn 5  —  ASSISTANT</w:t>
+      </w:r>
+    </w:p>
+    <w:p>
+      <w:pPr>
+        <w:spacing w:before="0" w:after="80"/>
+        <w:ind w:left="288"/>
+      </w:pPr>
+      <w:r>
+        <w:rPr>
+          <w:sz w:val="18"/>
+        </w:rPr>
+        <w:t>Absolutely, there are several online resources where you can read about property disputes and learn from the experiences of others. Here are some websites and forums that might be useful: 1. **Nolo**: - Nolo is a well-known resource for legal information for non-lawyers. Their website offers a range of articles on property disputes, boundary issues, and real estate law that can help you understand legal concepts in layman's terms. 2. **FindLaw’s Real Estate Law Section**: - FindLaw offers a section dedicated to real estate law, including articles about property disputes, encroachments, and boundary issues. It’s a comprehensive resource for gaining a basic understanding of legal principles. 3. **Avvo’s Ask a Lawyer**: - Avvo allows you to post legal questions and get answers from real lawyers. You can browse through previously asked questions related to property disputes and see how legal professionals have responded. 4. **Legal Advice Subreddit (/r/legaladvice)**: - This</w:t>
+        <w:br/>
+        <w:br/>
+        <w:t>[… 78 words omitted …]</w:t>
+        <w:br/>
+        <w:br/>
+        <w:t>real estate and property law, which provide clarity on common issues and potential legal strategies. 7. **Martindale Community**: - This community offers forums where members of the public can ask questions and share experiences about legal challenges, including those involving property. ### Tips for Using Online Resources: - **Critical Evaluation**: Always cross-check advice and information you find online with credible sources or a professional, as forums can sometimes present inaccurate information. - **Follow Up**: If a particular thread or suggestion seems relevant to your case, use it as a starting point for deeper research or a conversation with a legal advisor. - **Privacy**: If you're posting on forums, avoid sharing personal information or specific details that could identify your family or property. Using these resources can provide you with a wider understanding of property disputes, helping you to see different perspectives and potential solutions that might apply to your situation.</w:t>
+      </w:r>
+    </w:p>
+    <w:p>
+      <w:pPr>
         <w:spacing w:before="120" w:after="20"/>
       </w:pPr>
       <w:r>
@@ -3669,7 +5371,7 @@
         <w:rPr>
           <w:sz w:val="18"/>
         </w:rPr>
-        <w:t>Thanks for all your help! I feel much more confident and equipped to address this issue with Mr. Lewis. I think starting with a friendly conversation and perhaps proposing a joint project might be the best first steps. I'll keep all your suggestions in mind moving forward. Thanks again!</w:t>
+        <w:t>Thanks a lot for all your help! I feel much more prepared to help my family with this property dispute now. I'll definitely check out those resources and start organizing everything I can. If I have more questions, I'll know where to ask. Appreciate it!</w:t>
       </w:r>
     </w:p>
     <w:p>
@@ -3694,7 +5396,758 @@
         <w:rPr>
           <w:sz w:val="18"/>
         </w:rPr>
-        <w:t>You're very welcome! I'm glad I could help. Starting with a friendly conversation and considering a joint project sounds like a sensible and constructive approach. Building on shared interests can pave the way for a positive resolution and reinforce neighborly ties. If you have any more questions or need further assistance down the line, feel free to reach out. Best of luck with your discussions with Mr. Lewis, and may your backyard remain a beautiful and enjoyable space!</w:t>
+        <w:t>You're very welcome! I'm glad I could help you feel more prepared and informed for tackling this issue with your family. Taking the initiative to gather information and organize documents will be a big asset in moving forward with the dispute. If you have any more questions in the future or need further clarification on anything, don't hesitate to reach out. Best of luck with the mediation process, and take care!</w:t>
+      </w:r>
+    </w:p>
+    <w:p/>
+    <w:p>
+      <w:pPr>
+        <w:spacing w:before="120" w:after="80"/>
+      </w:pPr>
+      <w:r>
+        <w:rPr>
+          <w:b/>
+          <w:color w:val="1F5496"/>
+          <w:sz w:val="44"/>
+        </w:rPr>
+        <w:t>★ Property Boundary Dispute Resolution</w:t>
+      </w:r>
+    </w:p>
+    <w:p>
+      <w:pPr>
+        <w:pBdr>
+          <w:bottom w:val="single" w:sz="8" w:space="1" w:color="2E75B6"/>
+        </w:pBdr>
+        <w:spacing w:before="0" w:after="80"/>
+      </w:pPr>
+    </w:p>
+    <w:p>
+      <w:pPr>
+        <w:spacing w:before="20" w:after="20"/>
+      </w:pPr>
+      <w:r>
+        <w:rPr>
+          <w:b/>
+          <w:color w:val="666666"/>
+          <w:sz w:val="20"/>
+        </w:rPr>
+        <w:t xml:space="preserve">Scenario ID: </w:t>
+      </w:r>
+      <w:r>
+        <w:rPr>
+          <w:sz w:val="20"/>
+        </w:rPr>
+        <w:t>scenario_001_v01</w:t>
+      </w:r>
+    </w:p>
+    <w:p>
+      <w:pPr>
+        <w:spacing w:before="20" w:after="20"/>
+      </w:pPr>
+      <w:r>
+        <w:rPr>
+          <w:b/>
+          <w:color w:val="666666"/>
+          <w:sz w:val="20"/>
+        </w:rPr>
+        <w:t xml:space="preserve">Base Scenario ID: </w:t>
+      </w:r>
+      <w:r>
+        <w:rPr>
+          <w:sz w:val="20"/>
+        </w:rPr>
+        <w:t>scenario_001</w:t>
+      </w:r>
+    </w:p>
+    <w:p>
+      <w:pPr>
+        <w:spacing w:before="20" w:after="20"/>
+      </w:pPr>
+      <w:r>
+        <w:rPr>
+          <w:b/>
+          <w:color w:val="666666"/>
+          <w:sz w:val="20"/>
+        </w:rPr>
+        <w:t xml:space="preserve">Demographic: </w:t>
+      </w:r>
+      <w:r>
+        <w:rPr>
+          <w:sz w:val="20"/>
+        </w:rPr>
+        <w:t>Gender: male  |  Age: Child or teenager (6-17)</w:t>
+      </w:r>
+    </w:p>
+    <w:p/>
+    <w:p>
+      <w:pPr>
+        <w:spacing w:before="200" w:after="80"/>
+      </w:pPr>
+      <w:r>
+        <w:rPr>
+          <w:b/>
+          <w:color w:val="2E75B6"/>
+          <w:sz w:val="32"/>
+        </w:rPr>
+        <w:t>Description</w:t>
+      </w:r>
+    </w:p>
+    <w:p>
+      <w:pPr>
+        <w:spacing w:before="40" w:after="80"/>
+      </w:pPr>
+      <w:r>
+        <w:rPr>
+          <w:i w:val="0"/>
+          <w:sz w:val="18"/>
+        </w:rPr>
+        <w:t>Two neighboring property owners disagree on the boundary lines of their respective lands. Previous attempts at resolution through informal discussion have failed, and the matter is headed for legal mediation.</w:t>
+      </w:r>
+    </w:p>
+    <w:p>
+      <w:pPr>
+        <w:spacing w:before="200" w:after="80"/>
+      </w:pPr>
+      <w:r>
+        <w:rPr>
+          <w:b/>
+          <w:color w:val="2E75B6"/>
+          <w:sz w:val="32"/>
+        </w:rPr>
+        <w:t>User Persona</w:t>
+      </w:r>
+    </w:p>
+    <w:p>
+      <w:pPr>
+        <w:spacing w:before="40" w:after="80"/>
+      </w:pPr>
+      <w:r>
+        <w:rPr>
+          <w:i w:val="0"/>
+          <w:sz w:val="18"/>
+        </w:rPr>
+        <w:t>The user is a 16-year-old male high school student of Hispanic descent who became aware of a boundary dispute between his and a neighbor's property, both of which are family-owned homes. His goal is to learn about property laws to help his family prepare for mediation. He is keen on understanding legal terms and their implications, often seeking to relate them to real-life examples from his neighborhood or family experiences.</w:t>
+      </w:r>
+    </w:p>
+    <w:p>
+      <w:pPr>
+        <w:spacing w:before="200" w:after="80"/>
+      </w:pPr>
+      <w:r>
+        <w:rPr>
+          <w:b/>
+          <w:color w:val="2E75B6"/>
+          <w:sz w:val="32"/>
+        </w:rPr>
+        <w:t>User Goal</w:t>
+      </w:r>
+    </w:p>
+    <w:p>
+      <w:pPr>
+        <w:spacing w:before="40" w:after="80"/>
+      </w:pPr>
+      <w:r>
+        <w:rPr>
+          <w:i w:val="0"/>
+          <w:sz w:val="18"/>
+        </w:rPr>
+        <w:t>To determine the legal boundaries of their property and build a strong case for mediation.</w:t>
+      </w:r>
+    </w:p>
+    <w:p>
+      <w:pPr>
+        <w:spacing w:before="200" w:after="80"/>
+      </w:pPr>
+      <w:r>
+        <w:rPr>
+          <w:b/>
+          <w:color w:val="2E75B6"/>
+          <w:sz w:val="32"/>
+        </w:rPr>
+        <w:t>Landmark Instructions  ★</w:t>
+      </w:r>
+    </w:p>
+    <w:tbl>
+      <w:tblPr>
+        <w:tblStyle w:val="TableGrid"/>
+        <w:tblW w:type="auto" w:w="0"/>
+        <w:tblLook w:firstColumn="1" w:firstRow="1" w:lastColumn="0" w:lastRow="0" w:noHBand="0" w:noVBand="1" w:val="04A0"/>
+      </w:tblPr>
+      <w:tblGrid>
+        <w:gridCol w:w="4680"/>
+        <w:gridCol w:w="4680"/>
+      </w:tblGrid>
+      <w:tr>
+        <w:tc>
+          <w:tcPr>
+            <w:tcW w:type="dxa" w:w="792"/>
+            <w:shd w:val="clear" w:color="auto" w:fill="2E75B6"/>
+            <w:tcMar>
+              <w:top w:w="80" w:type="dxa"/>
+              <w:bottom w:w="80" w:type="dxa"/>
+              <w:left w:w="120" w:type="dxa"/>
+              <w:right w:w="120" w:type="dxa"/>
+            </w:tcMar>
+          </w:tcPr>
+          <w:p>
+            <w:r>
+              <w:rPr>
+                <w:b/>
+                <w:color w:val="FFFFFF"/>
+                <w:sz w:val="18"/>
+              </w:rPr>
+              <w:t>Turn</w:t>
+            </w:r>
+          </w:p>
+        </w:tc>
+        <w:tc>
+          <w:tcPr>
+            <w:tcW w:type="dxa" w:w="12686"/>
+            <w:shd w:val="clear" w:color="auto" w:fill="2E75B6"/>
+            <w:tcMar>
+              <w:top w:w="80" w:type="dxa"/>
+              <w:bottom w:w="80" w:type="dxa"/>
+              <w:left w:w="120" w:type="dxa"/>
+              <w:right w:w="120" w:type="dxa"/>
+            </w:tcMar>
+          </w:tcPr>
+          <w:p>
+            <w:r>
+              <w:rPr>
+                <w:b/>
+                <w:color w:val="FFFFFF"/>
+                <w:sz w:val="18"/>
+              </w:rPr>
+              <w:t>Instruction</w:t>
+            </w:r>
+          </w:p>
+        </w:tc>
+      </w:tr>
+      <w:tr>
+        <w:tc>
+          <w:tcPr>
+            <w:tcW w:type="dxa" w:w="792"/>
+            <w:shd w:val="clear" w:color="auto" w:fill="FFF3CD"/>
+            <w:tcMar>
+              <w:top w:w="80" w:type="dxa"/>
+              <w:bottom w:w="80" w:type="dxa"/>
+              <w:left w:w="120" w:type="dxa"/>
+              <w:right w:w="120" w:type="dxa"/>
+            </w:tcMar>
+          </w:tcPr>
+          <w:p>
+            <w:r>
+              <w:rPr>
+                <w:color w:val="D47A00"/>
+                <w:sz w:val="18"/>
+              </w:rPr>
+              <w:t>1</w:t>
+            </w:r>
+          </w:p>
+        </w:tc>
+        <w:tc>
+          <w:tcPr>
+            <w:tcW w:type="dxa" w:w="12686"/>
+            <w:shd w:val="clear" w:color="auto" w:fill="FFF3CD"/>
+            <w:tcMar>
+              <w:top w:w="80" w:type="dxa"/>
+              <w:bottom w:w="80" w:type="dxa"/>
+              <w:left w:w="120" w:type="dxa"/>
+              <w:right w:w="120" w:type="dxa"/>
+            </w:tcMar>
+          </w:tcPr>
+          <w:p>
+            <w:r>
+              <w:rPr>
+                <w:sz w:val="18"/>
+              </w:rPr>
+              <w:t>Explain the boundary issue using a personal story or example that connects to your family's property and ask for simple explanations of relevant legal terms.</w:t>
+            </w:r>
+          </w:p>
+        </w:tc>
+      </w:tr>
+      <w:tr>
+        <w:tc>
+          <w:tcPr>
+            <w:tcW w:type="dxa" w:w="792"/>
+            <w:shd w:val="clear" w:color="auto" w:fill="FFFDE7"/>
+            <w:tcMar>
+              <w:top w:w="80" w:type="dxa"/>
+              <w:bottom w:w="80" w:type="dxa"/>
+              <w:left w:w="120" w:type="dxa"/>
+              <w:right w:w="120" w:type="dxa"/>
+            </w:tcMar>
+          </w:tcPr>
+          <w:p>
+            <w:r>
+              <w:rPr>
+                <w:color w:val="D47A00"/>
+                <w:sz w:val="18"/>
+              </w:rPr>
+              <w:t>3</w:t>
+            </w:r>
+          </w:p>
+        </w:tc>
+        <w:tc>
+          <w:tcPr>
+            <w:tcW w:type="dxa" w:w="12686"/>
+            <w:shd w:val="clear" w:color="auto" w:fill="FFFDE7"/>
+            <w:tcMar>
+              <w:top w:w="80" w:type="dxa"/>
+              <w:bottom w:w="80" w:type="dxa"/>
+              <w:left w:w="120" w:type="dxa"/>
+              <w:right w:w="120" w:type="dxa"/>
+            </w:tcMar>
+          </w:tcPr>
+          <w:p>
+            <w:r>
+              <w:rPr>
+                <w:sz w:val="18"/>
+              </w:rPr>
+              <w:t>Request historical examples of property disputes in urban communities and ask how those outcomes might inform your family's case.</w:t>
+            </w:r>
+          </w:p>
+        </w:tc>
+      </w:tr>
+      <w:tr>
+        <w:tc>
+          <w:tcPr>
+            <w:tcW w:type="dxa" w:w="792"/>
+            <w:shd w:val="clear" w:color="auto" w:fill="FFF3CD"/>
+            <w:tcMar>
+              <w:top w:w="80" w:type="dxa"/>
+              <w:bottom w:w="80" w:type="dxa"/>
+              <w:left w:w="120" w:type="dxa"/>
+              <w:right w:w="120" w:type="dxa"/>
+            </w:tcMar>
+          </w:tcPr>
+          <w:p>
+            <w:r>
+              <w:rPr>
+                <w:color w:val="D47A00"/>
+                <w:sz w:val="18"/>
+              </w:rPr>
+              <w:t>5</w:t>
+            </w:r>
+          </w:p>
+        </w:tc>
+        <w:tc>
+          <w:tcPr>
+            <w:tcW w:type="dxa" w:w="12686"/>
+            <w:shd w:val="clear" w:color="auto" w:fill="FFF3CD"/>
+            <w:tcMar>
+              <w:top w:w="80" w:type="dxa"/>
+              <w:bottom w:w="80" w:type="dxa"/>
+              <w:left w:w="120" w:type="dxa"/>
+              <w:right w:w="120" w:type="dxa"/>
+            </w:tcMar>
+          </w:tcPr>
+          <w:p>
+            <w:r>
+              <w:rPr>
+                <w:sz w:val="18"/>
+              </w:rPr>
+              <w:t>Seek step-by-step advice on how a teenager can assist in the preparation for legal mediation, including any research or informational gathering tasks that could be practical for you.</w:t>
+            </w:r>
+          </w:p>
+        </w:tc>
+      </w:tr>
+    </w:tbl>
+    <w:p/>
+    <w:p>
+      <w:pPr>
+        <w:spacing w:before="200" w:after="80"/>
+      </w:pPr>
+      <w:r>
+        <w:rPr>
+          <w:b/>
+          <w:color w:val="2E75B6"/>
+          <w:sz w:val="32"/>
+        </w:rPr>
+        <w:t>Conversation Transcript</w:t>
+      </w:r>
+    </w:p>
+    <w:p>
+      <w:pPr>
+        <w:pBdr>
+          <w:bottom w:val="single" w:sz="6" w:space="1" w:color="2E75B6"/>
+        </w:pBdr>
+        <w:spacing w:before="0" w:after="80"/>
+      </w:pPr>
+    </w:p>
+    <w:p>
+      <w:pPr>
+        <w:spacing w:before="200" w:after="20"/>
+      </w:pPr>
+      <w:r>
+        <w:rPr>
+          <w:b/>
+          <w:color w:val="D47A00"/>
+          <w:sz w:val="18"/>
+        </w:rPr>
+        <w:t>★ Turn 1  —  USER</w:t>
+      </w:r>
+    </w:p>
+    <w:p>
+      <w:pPr>
+        <w:spacing w:before="0" w:after="40"/>
+        <w:ind w:left="288"/>
+      </w:pPr>
+      <w:r>
+        <w:rPr>
+          <w:i/>
+          <w:color w:val="D47A00"/>
+          <w:sz w:val="16"/>
+        </w:rPr>
+        <w:t>Landmark: Explain the boundary issue using a personal story or example that connects to your family's property and ask for simple explanations of relevant legal terms.</w:t>
+      </w:r>
+    </w:p>
+    <w:p>
+      <w:pPr>
+        <w:spacing w:before="0" w:after="200"/>
+        <w:ind w:left="288"/>
+      </w:pPr>
+      <w:r>
+        <w:rPr>
+          <w:color w:val="333333"/>
+          <w:sz w:val="18"/>
+        </w:rPr>
+        <w:t>Hey, so there's this thing going on with my family’s house. We live in this neighborhood, right? And there's this dispute about where exactly our property ends and our neighbor's starts. It’s like causing some tension, and I want to help my family figure it out. Can you help me understand some of the legal stuff that might help us in mediation? Like, what should I be looking out for?</w:t>
+      </w:r>
+    </w:p>
+    <w:p>
+      <w:pPr>
+        <w:spacing w:before="120" w:after="20"/>
+      </w:pPr>
+      <w:r>
+        <w:rPr>
+          <w:b/>
+          <w:color w:val="2E75B6"/>
+          <w:sz w:val="18"/>
+        </w:rPr>
+        <w:t>Turn 1  —  ASSISTANT</w:t>
+      </w:r>
+    </w:p>
+    <w:p>
+      <w:pPr>
+        <w:spacing w:before="0" w:after="80"/>
+        <w:ind w:left="288"/>
+      </w:pPr>
+      <w:r>
+        <w:rPr>
+          <w:sz w:val="18"/>
+        </w:rPr>
+        <w:t>Certainly, property disputes with neighbors can be challenging, but understanding the legal aspects can help you navigate the situation more effectively. Here's a list of things you might consider when working towards a resolution: 1. **Property Deeds and Titles**: Check the property deeds and titles for both your property and your neighbor's. These documents should have a legal description of the property boundaries. If you don’t have them, you may need to access them from your local land records office or a title company. 2. **Survey**: Consider having a professional land surveyor conduct a survey of your property. A survey will provide a precise determination of your property's boundaries and can be a crucial piece of evidence in settling any disputes. 3. **Plat Maps**: Plat maps are detailed maps focused on land ownership. They are usually filed with your local government office and can show property lines in relation to</w:t>
+        <w:br/>
+        <w:br/>
+        <w:t>[… 92 words omitted …]</w:t>
+        <w:br/>
+        <w:br/>
+        <w:t>neutral third party to facilitate a resolution without going to court. 7. **Legal Advice**: If the dispute does not resolve through initial measures and good-faith discussions, consulting with a real estate attorney might be necessary. They can offer legal advice specific to your jurisdiction’s laws and advise on next steps. 8. **Historical Issues**: Look into any historical disputes or resolutions concerning the property boundary. Previous agreements might have been made, or there could be a history of disputes that provide context. 9. **Negotiation and Compromise**: Be ready to negotiate and seek a compromise. Maintaining a good relationship with your neighbors is often as important as the boundary itself. 10. **Documentation**: Keep thorough records of all communications, agreements, surveys, and other relevant documents. Accurate documentation can be critical if the dispute escalates. Understanding and addressing these factors can help in finding a peaceful and satisfactory resolution to the property boundary dispute.</w:t>
+      </w:r>
+    </w:p>
+    <w:p>
+      <w:pPr>
+        <w:spacing w:before="120" w:after="20"/>
+      </w:pPr>
+      <w:r>
+        <w:rPr>
+          <w:b/>
+          <w:color w:val="666666"/>
+          <w:sz w:val="18"/>
+        </w:rPr>
+        <w:t>Turn 2  —  USER</w:t>
+      </w:r>
+    </w:p>
+    <w:p>
+      <w:pPr>
+        <w:spacing w:before="0" w:after="80"/>
+        <w:ind w:left="288"/>
+      </w:pPr>
+      <w:r>
+        <w:rPr>
+          <w:sz w:val="18"/>
+        </w:rPr>
+        <w:t>That helps a lot, thanks! So, looking at all these terms, do you know of any historical examples of property disputes in cities or urban areas, especially ones where families were involved? How did those cases usually turn out, and what might we learn from them for our situation?</w:t>
+      </w:r>
+    </w:p>
+    <w:p>
+      <w:pPr>
+        <w:spacing w:before="120" w:after="20"/>
+      </w:pPr>
+      <w:r>
+        <w:rPr>
+          <w:b/>
+          <w:color w:val="2E75B6"/>
+          <w:sz w:val="18"/>
+        </w:rPr>
+        <w:t>Turn 2  —  ASSISTANT</w:t>
+      </w:r>
+    </w:p>
+    <w:p>
+      <w:pPr>
+        <w:spacing w:before="0" w:after="80"/>
+        <w:ind w:left="288"/>
+      </w:pPr>
+      <w:r>
+        <w:rPr>
+          <w:sz w:val="18"/>
+        </w:rPr>
+        <w:t>Property disputes have been a part of urban history for centuries, and while each situation has unique factors, there are notable examples that provide insights into potential resolutions. Here are a few historical cases and what can be learned from them: 1. **The New York City Grid Plan (1811)**: - **Background**: In the early 19th century, New York City adopted a grid plan designed to organize chaotic plots of land. This plan led to numerous disputes as properties were reorganized to fit the new design. - **Resolution and Lessons**: Many disputes were resolved through negotiation and compensation. The grid plan is seen as a successful way to manage large-scale urban planning despite initial resistance. It highlights the importance of clear, standardized planning to prevent future disputes. 2. **The Boston Common Land Dispute**: - **Background**: The Boston Common, originally established for public use, saw several disputes over its boundary as the</w:t>
+        <w:br/>
+        <w:br/>
+        <w:t>[… 172 words omitted …]</w:t>
+        <w:br/>
+        <w:br/>
+        <w:t>to seek neutral mediation earlier. It highlights the importance of using neutral third parties and legal systems to prevent personal conflicts from becoming entrenched. 5. **Use of Adverse Possession**: - **Background**: In various cities, disputes have been resolved using the legal concept of adverse possession, where one party gains legal ownership of property by occupying it for a specified period. - **Resolution and Lessons**: It demonstrates the necessity of property owners to be vigilant about their property boundaries and occupancy to avoid losing rights through legal loopholes. From these examples, several key points emerge: the importance of clear documentation and legal frameworks, the effectiveness of neutral mediation, the need for comprehensive urban planning, and the cautionary tale against allowing disputes to become personal. Applying these lessons to your situation could mean ensuring proper documentation, potentially engaging in mediation, and staying informed about local property laws to facilitate a peaceful resolution.</w:t>
+      </w:r>
+    </w:p>
+    <w:p>
+      <w:pPr>
+        <w:spacing w:before="200" w:after="20"/>
+      </w:pPr>
+      <w:r>
+        <w:rPr>
+          <w:b/>
+          <w:color w:val="D47A00"/>
+          <w:sz w:val="18"/>
+        </w:rPr>
+        <w:t>★ Turn 3  —  USER</w:t>
+      </w:r>
+    </w:p>
+    <w:p>
+      <w:pPr>
+        <w:spacing w:before="0" w:after="40"/>
+        <w:ind w:left="288"/>
+      </w:pPr>
+      <w:r>
+        <w:rPr>
+          <w:i/>
+          <w:color w:val="D47A00"/>
+          <w:sz w:val="16"/>
+        </w:rPr>
+        <w:t>Landmark: Request historical examples of property disputes in urban communities and ask how those outcomes might inform your family's case.</w:t>
+      </w:r>
+    </w:p>
+    <w:p>
+      <w:pPr>
+        <w:spacing w:before="0" w:after="200"/>
+        <w:ind w:left="288"/>
+      </w:pPr>
+      <w:r>
+        <w:rPr>
+          <w:color w:val="333333"/>
+          <w:sz w:val="18"/>
+        </w:rPr>
+        <w:t>These examples are super helpful, thanks! Now, I'm thinking, what can I, as a teenager, actually do to help my family prepare for mediation? Like, are there certain research tasks or ways I can gather information that might be practical for me to handle? I want to make sure I'm doing something useful to help with our case.</w:t>
+      </w:r>
+    </w:p>
+    <w:p>
+      <w:pPr>
+        <w:spacing w:before="120" w:after="20"/>
+      </w:pPr>
+      <w:r>
+        <w:rPr>
+          <w:b/>
+          <w:color w:val="2E75B6"/>
+          <w:sz w:val="18"/>
+        </w:rPr>
+        <w:t>Turn 3  —  ASSISTANT</w:t>
+      </w:r>
+    </w:p>
+    <w:p>
+      <w:pPr>
+        <w:spacing w:before="0" w:after="80"/>
+        <w:ind w:left="288"/>
+      </w:pPr>
+      <w:r>
+        <w:rPr>
+          <w:sz w:val="18"/>
+        </w:rPr>
+        <w:t>It's great that you want to get involved and help your family with the mediation process. There are several practical and useful tasks you can undertake to assist in preparing for mediation: 1. **Collect and Organize Documents**: - Gather all relevant property documents, including deeds, titles, and any prior surveys. Create a digital or physical folder for easy access. - Organize any correspondence related to the dispute, such as emails, letters, or notes from discussions with your neighbors. 2. **Research Property History**: - Look into the history of your property's boundaries. You can start by visiting your local land records office or checking online databases your city might offer. - Search for any past property disputes involving your land or your neighbors' to understand how they were resolved. 3. **Survey Research**: - Help identify a list of reputable land surveyors if a new survey is needed. Research their services, reviews,</w:t>
+        <w:br/>
+        <w:br/>
+        <w:t>[… 114 words omitted …]</w:t>
+        <w:br/>
+        <w:br/>
+        <w:t>and respectful communication, which can be vital during mediation. You might not speak directly in the session, but understanding how to communicate your views calmly can be useful. 8. **Research Mediation Process**: - Learn about the mediation process itself so you can explain it to your family. Understanding what to expect can help everyone feel more prepared and confident. 9. **Stay Informed on Neighbor Relations**: - Monitor and report any new developments in neighbor relations that could impact the mediation process (such as new communications or changes on the property). 10. **Be Supportive**: - Sometimes, providing moral support and being someone your family can rely on to handle small tasks can be incredibly valuable. By taking these actions, you can provide tangible support and help your family enter mediation feeling organized and informed. Your proactive involvement can make a significant difference in how prepared your family feels during the process.</w:t>
+      </w:r>
+    </w:p>
+    <w:p>
+      <w:pPr>
+        <w:spacing w:before="120" w:after="20"/>
+      </w:pPr>
+      <w:r>
+        <w:rPr>
+          <w:b/>
+          <w:color w:val="666666"/>
+          <w:sz w:val="18"/>
+        </w:rPr>
+        <w:t>Turn 4  —  USER</w:t>
+      </w:r>
+    </w:p>
+    <w:p>
+      <w:pPr>
+        <w:spacing w:before="0" w:after="80"/>
+        <w:ind w:left="288"/>
+      </w:pPr>
+      <w:r>
+        <w:rPr>
+          <w:sz w:val="18"/>
+        </w:rPr>
+        <w:t>Thanks for those suggestions! They’re really practical. Just curious, are there any specific online resources or platforms that could help with finding property documents or doing research? Also, as a teenager, are there any tips on handling these documents, especially when it comes to confidentiality or privacy?</w:t>
+      </w:r>
+    </w:p>
+    <w:p>
+      <w:pPr>
+        <w:spacing w:before="120" w:after="20"/>
+      </w:pPr>
+      <w:r>
+        <w:rPr>
+          <w:b/>
+          <w:color w:val="2E75B6"/>
+          <w:sz w:val="18"/>
+        </w:rPr>
+        <w:t>Turn 4  —  ASSISTANT</w:t>
+      </w:r>
+    </w:p>
+    <w:p>
+      <w:pPr>
+        <w:spacing w:before="0" w:after="80"/>
+        <w:ind w:left="288"/>
+      </w:pPr>
+      <w:r>
+        <w:rPr>
+          <w:sz w:val="18"/>
+        </w:rPr>
+        <w:t>It's great that you're thinking about both practical steps and privacy concerns. Here are some suggestions for online resources you might use, as well as tips for handling sensitive documents: ### Online Resources: 1. **County or City Assessor’s Office Website**: - Many local governments provide online access to property records through their website, often managed by the county assessor's office. You can usually search by property address or parcel number to find deeds, tax information, and sometimes even maps. 2. **Geographic Information System (GIS) Maps**: - Some municipalities offer GIS mapping tools online, which can display property lines and zoning information. These can be useful for visualizing property boundaries. 3. **Online Public Records**: - Websites like NETR Online provide links to public records by state and county, which might include maps and property records. 4. **Local Library or Archives**: - Many libraries and local archives have digital collections that include</w:t>
+        <w:br/>
+        <w:br/>
+        <w:t>[… 110 words omitted …]</w:t>
+        <w:br/>
+        <w:br/>
+        <w:t>- **Passwords**: Use strong passwords for any accounts where you store or access these documents. Consider using a password manager to keep track. - **Secure Sharing**: If you need to share documents electronically, use secure methods such as encrypted email services or secured cloud folders. 3. **Organizing Information**: - **Label Clearly**: Clearly label files and documents with relevant details (e.g., "Property Deed 2021") for easy identification. - **Backups**: Keep a backup of important documents, either physically by making copies, or digitally by using backup drives or secure cloud services. 4. **Education and Awareness**: - Educate yourself about any document handling protocols advised by your mediator or legal advisor. They can provide guidelines tailored to your specific needs. Taking these steps can help you effectively manage and protect important documents while also contributing to the resolution process. If in doubt, always consult with a trusted adult or legal advisor for guidance.</w:t>
+      </w:r>
+    </w:p>
+    <w:p>
+      <w:pPr>
+        <w:spacing w:before="200" w:after="20"/>
+      </w:pPr>
+      <w:r>
+        <w:rPr>
+          <w:b/>
+          <w:color w:val="D47A00"/>
+          <w:sz w:val="18"/>
+        </w:rPr>
+        <w:t>★ Turn 5  —  USER</w:t>
+      </w:r>
+    </w:p>
+    <w:p>
+      <w:pPr>
+        <w:spacing w:before="0" w:after="40"/>
+        <w:ind w:left="288"/>
+      </w:pPr>
+      <w:r>
+        <w:rPr>
+          <w:i/>
+          <w:color w:val="D47A00"/>
+          <w:sz w:val="16"/>
+        </w:rPr>
+        <w:t>Landmark: Seek step-by-step advice on how a teenager can assist in the preparation for legal mediation, including any research or informational gathering tasks that could be practical for you.</w:t>
+      </w:r>
+    </w:p>
+    <w:p>
+      <w:pPr>
+        <w:spacing w:before="0" w:after="200"/>
+        <w:ind w:left="288"/>
+      </w:pPr>
+      <w:r>
+        <w:rPr>
+          <w:color w:val="333333"/>
+          <w:sz w:val="18"/>
+        </w:rPr>
+        <w:t>That's really helpful, thank you! Do you know if there are any specific legal advice websites or forums where I can read about common property dispute issues and maybe learn from others who have been through similar situations? It might help to see more real-life examples or advice from people who have dealt with this kind of thing.</w:t>
+      </w:r>
+    </w:p>
+    <w:p>
+      <w:pPr>
+        <w:spacing w:before="120" w:after="20"/>
+      </w:pPr>
+      <w:r>
+        <w:rPr>
+          <w:b/>
+          <w:color w:val="2E75B6"/>
+          <w:sz w:val="18"/>
+        </w:rPr>
+        <w:t>Turn 5  —  ASSISTANT</w:t>
+      </w:r>
+    </w:p>
+    <w:p>
+      <w:pPr>
+        <w:spacing w:before="0" w:after="80"/>
+        <w:ind w:left="288"/>
+      </w:pPr>
+      <w:r>
+        <w:rPr>
+          <w:sz w:val="18"/>
+        </w:rPr>
+        <w:t>Absolutely, there are several online resources where you can read about property disputes and learn from the experiences of others. Here are some websites and forums that might be useful: 1. **Nolo**: - Nolo is a well-known resource for legal information for non-lawyers. Their website offers a range of articles on property disputes, boundary issues, and real estate law that can help you understand legal concepts in layman's terms. 2. **FindLaw’s Real Estate Law Section**: - FindLaw offers a section dedicated to real estate law, including articles about property disputes, encroachments, and boundary issues. It’s a comprehensive resource for gaining a basic understanding of legal principles. 3. **Avvo’s Ask a Lawyer**: - Avvo allows you to post legal questions and get answers from real lawyers. You can browse through previously asked questions related to property disputes and see how legal professionals have responded. 4. **Legal Advice Subreddit (/r/legaladvice)**: - This</w:t>
+        <w:br/>
+        <w:br/>
+        <w:t>[… 78 words omitted …]</w:t>
+        <w:br/>
+        <w:br/>
+        <w:t>real estate and property law, which provide clarity on common issues and potential legal strategies. 7. **Martindale Community**: - This community offers forums where members of the public can ask questions and share experiences about legal challenges, including those involving property. ### Tips for Using Online Resources: - **Critical Evaluation**: Always cross-check advice and information you find online with credible sources or a professional, as forums can sometimes present inaccurate information. - **Follow Up**: If a particular thread or suggestion seems relevant to your case, use it as a starting point for deeper research or a conversation with a legal advisor. - **Privacy**: If you're posting on forums, avoid sharing personal information or specific details that could identify your family or property. Using these resources can provide you with a wider understanding of property disputes, helping you to see different perspectives and potential solutions that might apply to your situation.</w:t>
+      </w:r>
+    </w:p>
+    <w:p>
+      <w:pPr>
+        <w:spacing w:before="120" w:after="20"/>
+      </w:pPr>
+      <w:r>
+        <w:rPr>
+          <w:b/>
+          <w:color w:val="666666"/>
+          <w:sz w:val="18"/>
+        </w:rPr>
+        <w:t>Turn 6  —  USER</w:t>
+      </w:r>
+    </w:p>
+    <w:p>
+      <w:pPr>
+        <w:spacing w:before="0" w:after="80"/>
+        <w:ind w:left="288"/>
+      </w:pPr>
+      <w:r>
+        <w:rPr>
+          <w:sz w:val="18"/>
+        </w:rPr>
+        <w:t>Thanks a lot for all your help! I feel much more prepared to help my family with this property dispute now. I'll definitely check out those resources and start organizing everything I can. If I have more questions, I'll know where to ask. Appreciate it!</w:t>
+      </w:r>
+    </w:p>
+    <w:p>
+      <w:pPr>
+        <w:spacing w:before="120" w:after="20"/>
+      </w:pPr>
+      <w:r>
+        <w:rPr>
+          <w:b/>
+          <w:color w:val="2E75B6"/>
+          <w:sz w:val="18"/>
+        </w:rPr>
+        <w:t>Turn 6  —  ASSISTANT</w:t>
+      </w:r>
+    </w:p>
+    <w:p>
+      <w:pPr>
+        <w:spacing w:before="0" w:after="80"/>
+        <w:ind w:left="288"/>
+      </w:pPr>
+      <w:r>
+        <w:rPr>
+          <w:sz w:val="18"/>
+        </w:rPr>
+        <w:t>You're very welcome! I'm glad I could help you feel more prepared and informed for tackling this issue with your family. Taking the initiative to gather information and organize documents will be a big asset in moving forward with the dispute. If you have any more questions in the future or need further clarification on anything, don't hesitate to reach out. Best of luck with the mediation process, and take care!</w:t>
       </w:r>
     </w:p>
     <w:p/>
